--- a/Tech Docs/Tech Doc CS1050.docx
+++ b/Tech Docs/Tech Doc CS1050.docx
@@ -6,9 +6,19 @@
     <w:p>
       <w:pPr>
         <w:pStyle w:val="Title"/>
+        <w:jc w:val="center"/>
       </w:pPr>
       <w:bookmarkStart w:id="0" w:name="_heading=h.zh6m1kkj8s84" w:colFirst="0" w:colLast="0"/>
       <w:bookmarkEnd w:id="0"/>
+      <w:r>
+        <w:t>Isabella Eaton</w:t>
+      </w:r>
+    </w:p>
+    <w:p>
+      <w:pPr>
+        <w:pStyle w:val="Title"/>
+        <w:jc w:val="center"/>
+      </w:pPr>
       <w:r>
         <w:t>CS 1050 Technical Documentation</w:t>
       </w:r>
@@ -135,7 +145,23 @@
                       <w:color w:val="1155CC"/>
                       <w:u w:val="single"/>
                     </w:rPr>
-                    <w:t>SD01  Software Development and Tools</w:t>
+                    <w:t>SD01  So</w:t>
+                  </w:r>
+                  <w:r>
+                    <w:rPr>
+                      <w:rFonts w:ascii="Arial" w:eastAsia="Arial" w:hAnsi="Arial" w:cs="Arial"/>
+                      <w:color w:val="1155CC"/>
+                      <w:u w:val="single"/>
+                    </w:rPr>
+                    <w:t>f</w:t>
+                  </w:r>
+                  <w:r>
+                    <w:rPr>
+                      <w:rFonts w:ascii="Arial" w:eastAsia="Arial" w:hAnsi="Arial" w:cs="Arial"/>
+                      <w:color w:val="1155CC"/>
+                      <w:u w:val="single"/>
+                    </w:rPr>
+                    <w:t>tware Development and Tools</w:t>
                   </w:r>
                 </w:hyperlink>
               </w:p>
@@ -349,23 +375,7 @@
                       <w:color w:val="1155CC"/>
                       <w:u w:val="single"/>
                     </w:rPr>
-                    <w:t xml:space="preserve">Module </w:t>
-                  </w:r>
-                  <w:r>
-                    <w:rPr>
-                      <w:rFonts w:ascii="Arial" w:eastAsia="Arial" w:hAnsi="Arial" w:cs="Arial"/>
-                      <w:color w:val="1155CC"/>
-                      <w:u w:val="single"/>
-                    </w:rPr>
-                    <w:t>2</w:t>
-                  </w:r>
-                  <w:r>
-                    <w:rPr>
-                      <w:rFonts w:ascii="Arial" w:eastAsia="Arial" w:hAnsi="Arial" w:cs="Arial"/>
-                      <w:color w:val="1155CC"/>
-                      <w:u w:val="single"/>
-                    </w:rPr>
-                    <w:t>: Predefined Classes, Methods, and Decision Structures</w:t>
+                    <w:t>Module 2: Predefined Classes, Methods, and Decision Structures</w:t>
                   </w:r>
                 </w:hyperlink>
               </w:p>
@@ -756,6 +766,7 @@
               <w:rPr>
                 <w:shd w:val="clear" w:color="auto" w:fill="D9EAD3"/>
               </w:rPr>
+              <w:lastRenderedPageBreak/>
               <w:t>Use short sentences, small paragraphs</w:t>
             </w:r>
           </w:p>
@@ -794,7 +805,6 @@
               <w:rPr>
                 <w:shd w:val="clear" w:color="auto" w:fill="D9EAD3"/>
               </w:rPr>
-              <w:lastRenderedPageBreak/>
               <w:t>Use standard industry terms but explain in simple language</w:t>
             </w:r>
           </w:p>
@@ -1275,7 +1285,6 @@
     <w:p/>
     <w:p>
       <w:r>
-        <w:lastRenderedPageBreak/>
         <w:t>Other Tools you should use:</w:t>
       </w:r>
     </w:p>
@@ -1562,8 +1571,191 @@
       </w:r>
     </w:p>
     <w:p>
-      <w:r>
-        <w:t>Add the information to demonstrate the following objectives and organize with headings:</w:t>
+      <w:pPr>
+        <w:pStyle w:val="Heading3"/>
+      </w:pPr>
+      <w:r>
+        <w:t xml:space="preserve">Note: only work on </w:t>
+      </w:r>
+      <w:r>
+        <w:rPr>
+          <w:highlight w:val="yellow"/>
+        </w:rPr>
+        <w:t xml:space="preserve">highlighted </w:t>
+      </w:r>
+      <w:r>
+        <w:t>sections to follow</w:t>
+      </w:r>
+      <w:r>
+        <w:t xml:space="preserve"> class schedule.</w:t>
+      </w:r>
+    </w:p>
+    <w:p>
+      <w:pPr>
+        <w:pStyle w:val="Heading3"/>
+      </w:pPr>
+      <w:r>
+        <w:t xml:space="preserve">Helpful Module 1 Documents </w:t>
+      </w:r>
+    </w:p>
+    <w:p>
+      <w:hyperlink r:id="rId19" w:history="1">
+        <w:r>
+          <w:rPr>
+            <w:rStyle w:val="Hyperlink"/>
+          </w:rPr>
+          <w:t>Getting Started and Primitive Types</w:t>
+        </w:r>
+      </w:hyperlink>
+    </w:p>
+    <w:p>
+      <w:r>
+        <w:t xml:space="preserve"> </w:t>
+      </w:r>
+    </w:p>
+    <w:p>
+      <w:pPr>
+        <w:pStyle w:val="Heading3"/>
+      </w:pPr>
+      <w:r>
+        <w:rPr>
+          <w:highlight w:val="yellow"/>
+        </w:rPr>
+        <w:t>Declaring, Initializing, and Assigning Variables</w:t>
+      </w:r>
+      <w:r>
+        <w:t xml:space="preserve"> </w:t>
+      </w:r>
+    </w:p>
+    <w:p>
+      <w:r>
+        <w:rPr>
+          <w:b/>
+          <w:bCs/>
+        </w:rPr>
+        <w:t>Variable</w:t>
+      </w:r>
+      <w:r>
+        <w:t>: defined in coding as a value that can change or “vary” depending on its application.</w:t>
+      </w:r>
+    </w:p>
+    <w:p>
+      <w:pPr>
+        <w:rPr>
+          <w:b/>
+          <w:bCs/>
+          <w:u w:val="single"/>
+        </w:rPr>
+      </w:pPr>
+      <w:r>
+        <w:rPr>
+          <w:b/>
+          <w:bCs/>
+          <w:u w:val="single"/>
+        </w:rPr>
+        <w:t xml:space="preserve">Declaring variables </w:t>
+      </w:r>
+    </w:p>
+    <w:p>
+      <w:pPr>
+        <w:rPr>
+          <w:b/>
+          <w:bCs/>
+        </w:rPr>
+      </w:pPr>
+      <w:r>
+        <w:t xml:space="preserve">Each variable has its associated </w:t>
+      </w:r>
+      <w:commentRangeStart w:id="11"/>
+      <w:r>
+        <w:rPr>
+          <w:b/>
+          <w:bCs/>
+        </w:rPr>
+        <w:t>data type</w:t>
+      </w:r>
+      <w:commentRangeEnd w:id="11"/>
+      <w:r>
+        <w:rPr>
+          <w:rStyle w:val="CommentReference"/>
+          <w:b/>
+          <w:bCs/>
+          <w:sz w:val="22"/>
+          <w:szCs w:val="22"/>
+        </w:rPr>
+        <w:commentReference w:id="11"/>
+      </w:r>
+    </w:p>
+    <w:p>
+      <w:commentRangeStart w:id="12"/>
+      <w:r>
+        <w:rPr>
+          <w:b/>
+          <w:bCs/>
+        </w:rPr>
+        <w:t>Data types</w:t>
+      </w:r>
+      <w:r>
+        <w:t xml:space="preserve"> </w:t>
+      </w:r>
+      <w:commentRangeEnd w:id="12"/>
+      <w:r>
+        <w:rPr>
+          <w:rStyle w:val="CommentReference"/>
+          <w:sz w:val="22"/>
+          <w:szCs w:val="22"/>
+        </w:rPr>
+        <w:commentReference w:id="12"/>
+      </w:r>
+      <w:r>
+        <w:t>put aside a certain amount of memory for a variable.</w:t>
+      </w:r>
+    </w:p>
+    <w:p/>
+    <w:p>
+      <w:pPr>
+        <w:rPr>
+          <w:b/>
+          <w:bCs/>
+          <w:u w:val="single"/>
+        </w:rPr>
+      </w:pPr>
+      <w:r>
+        <w:rPr>
+          <w:b/>
+          <w:bCs/>
+          <w:u w:val="single"/>
+        </w:rPr>
+        <w:t xml:space="preserve">Initializing variables </w:t>
+      </w:r>
+    </w:p>
+    <w:p/>
+    <w:p>
+      <w:pPr>
+        <w:rPr>
+          <w:b/>
+          <w:bCs/>
+          <w:u w:val="single"/>
+        </w:rPr>
+      </w:pPr>
+      <w:r>
+        <w:rPr>
+          <w:b/>
+          <w:bCs/>
+          <w:u w:val="single"/>
+        </w:rPr>
+        <w:t xml:space="preserve">Assigning variables </w:t>
+      </w:r>
+    </w:p>
+    <w:p>
+      <w:pPr>
+        <w:pStyle w:val="Heading3"/>
+      </w:pPr>
+      <w:r>
+        <w:rPr>
+          <w:highlight w:val="yellow"/>
+        </w:rPr>
+        <w:t>Compare Constants and Variables</w:t>
       </w:r>
     </w:p>
     <w:p>
@@ -1574,7 +1766,18 @@
         </w:numPr>
       </w:pPr>
       <w:r>
-        <w:t>Declaring, initializing, and assigning variables.</w:t>
+        <w:t>Compare constants and variables</w:t>
+      </w:r>
+    </w:p>
+    <w:p>
+      <w:pPr>
+        <w:pStyle w:val="Heading3"/>
+      </w:pPr>
+      <w:r>
+        <w:rPr>
+          <w:highlight w:val="yellow"/>
+        </w:rPr>
+        <w:t>Order of Operations, Integer Division, and the Modulus Operator</w:t>
       </w:r>
     </w:p>
     <w:p>
@@ -1585,7 +1788,15 @@
         </w:numPr>
       </w:pPr>
       <w:r>
-        <w:t>Compare constants and variables</w:t>
+        <w:t>Order of operations, integer division and the modulus operator.</w:t>
+      </w:r>
+    </w:p>
+    <w:p>
+      <w:pPr>
+        <w:pStyle w:val="Heading3"/>
+      </w:pPr>
+      <w:r>
+        <w:t xml:space="preserve">Memory Allocation Based on Data Type and Potential Overflow Errors </w:t>
       </w:r>
     </w:p>
     <w:p>
@@ -1596,7 +1807,16 @@
         </w:numPr>
       </w:pPr>
       <w:r>
-        <w:t>Order of operations, integer division and the modulus operator.</w:t>
+        <w:t>Memory allocation based on data type and potential overflow errors during program execution</w:t>
+      </w:r>
+    </w:p>
+    <w:p>
+      <w:pPr>
+        <w:pStyle w:val="Heading3"/>
+      </w:pPr>
+      <w:r>
+        <w:lastRenderedPageBreak/>
+        <w:t xml:space="preserve">Selecting Appropriate Numeric Primitive Data Types </w:t>
       </w:r>
     </w:p>
     <w:p>
@@ -1607,7 +1827,15 @@
         </w:numPr>
       </w:pPr>
       <w:r>
-        <w:t>Memory allocation based on data type and potential overflow errors during program execution</w:t>
+        <w:t xml:space="preserve">Select appropriate numeric primitive data types (int, double) based on the type of data and required precision. </w:t>
+      </w:r>
+    </w:p>
+    <w:p>
+      <w:pPr>
+        <w:pStyle w:val="Heading3"/>
+      </w:pPr>
+      <w:r>
+        <w:t>Applying Assignment Operators and Basic Arithmetic Operators to Form Valid Expressions</w:t>
       </w:r>
     </w:p>
     <w:p>
@@ -1618,7 +1846,15 @@
         </w:numPr>
       </w:pPr>
       <w:r>
-        <w:t xml:space="preserve">Select appropriate numeric primitive data types (int, double) based on the type of data and required precision. </w:t>
+        <w:t>Apply assignment operators and basic arithmetic operators to form valid expressions.</w:t>
+      </w:r>
+    </w:p>
+    <w:p>
+      <w:pPr>
+        <w:pStyle w:val="Heading3"/>
+      </w:pPr>
+      <w:r>
+        <w:t>Implicit and Explicit Conversion Rules and Casting</w:t>
       </w:r>
     </w:p>
     <w:p>
@@ -1629,7 +1865,15 @@
         </w:numPr>
       </w:pPr>
       <w:r>
-        <w:t>Apply assignment operators and basic arithmetic operators to form valid expressions.</w:t>
+        <w:t>Implicit and explicit conversion rules  and casting</w:t>
+      </w:r>
+    </w:p>
+    <w:p>
+      <w:pPr>
+        <w:pStyle w:val="Heading3"/>
+      </w:pPr>
+      <w:r>
+        <w:t>Mixed Number Operations</w:t>
       </w:r>
     </w:p>
     <w:p>
@@ -1640,7 +1884,15 @@
         </w:numPr>
       </w:pPr>
       <w:r>
-        <w:t>Implicit and explicit conversion rules  and casting</w:t>
+        <w:t>Mixed number (doubles and integers) operations</w:t>
+      </w:r>
+    </w:p>
+    <w:p>
+      <w:pPr>
+        <w:pStyle w:val="Heading3"/>
+      </w:pPr>
+      <w:r>
+        <w:t>Standard Output Using System Class and Print Methods</w:t>
       </w:r>
     </w:p>
     <w:p>
@@ -1651,27 +1903,24 @@
         </w:numPr>
       </w:pPr>
       <w:r>
-        <w:t>Mixed number (doubles and integers) operations</w:t>
-      </w:r>
-    </w:p>
-    <w:p>
-      <w:pPr>
+        <w:t>Standard output using System class and print methods.</w:t>
+      </w:r>
+    </w:p>
+    <w:p>
+      <w:pPr>
+        <w:pStyle w:val="Heading3"/>
+      </w:pPr>
+      <w:r>
+        <w:t xml:space="preserve">Identifying Different Types of Errors </w:t>
+      </w:r>
+    </w:p>
+    <w:p>
+      <w:pPr>
+        <w:widowControl w:val="0"/>
         <w:numPr>
           <w:ilvl w:val="0"/>
           <w:numId w:val="13"/>
         </w:numPr>
-      </w:pPr>
-      <w:r>
-        <w:t>Standard output using System class and print methods.</w:t>
-      </w:r>
-    </w:p>
-    <w:p>
-      <w:pPr>
-        <w:widowControl w:val="0"/>
-        <w:numPr>
-          <w:ilvl w:val="0"/>
-          <w:numId w:val="13"/>
-        </w:numPr>
         <w:spacing w:line="240" w:lineRule="auto"/>
       </w:pPr>
       <w:r>
@@ -1723,9 +1972,10 @@
       <w:pPr>
         <w:pStyle w:val="Heading2"/>
       </w:pPr>
-      <w:bookmarkStart w:id="11" w:name="_heading=h.ncefbyuvajm3" w:colFirst="0" w:colLast="0"/>
-      <w:bookmarkEnd w:id="11"/>
-      <w:r>
+      <w:bookmarkStart w:id="13" w:name="_heading=h.ncefbyuvajm3" w:colFirst="0" w:colLast="0"/>
+      <w:bookmarkEnd w:id="13"/>
+      <w:r>
+        <w:lastRenderedPageBreak/>
         <w:t>Heading 2 Example</w:t>
       </w:r>
     </w:p>
@@ -1733,8 +1983,8 @@
       <w:pPr>
         <w:pStyle w:val="Heading2"/>
       </w:pPr>
-      <w:bookmarkStart w:id="12" w:name="_heading=h.xqkz561wgt6k" w:colFirst="0" w:colLast="0"/>
-      <w:bookmarkEnd w:id="12"/>
+      <w:bookmarkStart w:id="14" w:name="_heading=h.xqkz561wgt6k" w:colFirst="0" w:colLast="0"/>
+      <w:bookmarkEnd w:id="14"/>
       <w:r>
         <w:t xml:space="preserve">Topic heading 2 for </w:t>
       </w:r>
@@ -1743,8 +1993,8 @@
       <w:pPr>
         <w:pStyle w:val="Heading3"/>
       </w:pPr>
-      <w:bookmarkStart w:id="13" w:name="_heading=h.tvhqmak0xiet" w:colFirst="0" w:colLast="0"/>
-      <w:bookmarkEnd w:id="13"/>
+      <w:bookmarkStart w:id="15" w:name="_heading=h.tvhqmak0xiet" w:colFirst="0" w:colLast="0"/>
+      <w:bookmarkEnd w:id="15"/>
       <w:r>
         <w:t>Heading 3 Example</w:t>
       </w:r>
@@ -1753,8 +2003,8 @@
       <w:pPr>
         <w:pStyle w:val="Heading1"/>
       </w:pPr>
-      <w:bookmarkStart w:id="14" w:name="_heading=h.li51kxdo5yx" w:colFirst="0" w:colLast="0"/>
-      <w:bookmarkEnd w:id="14"/>
+      <w:bookmarkStart w:id="16" w:name="_heading=h.li51kxdo5yx" w:colFirst="0" w:colLast="0"/>
+      <w:bookmarkEnd w:id="16"/>
       <w:r>
         <w:t>Module 2: Predefined Classes, Methods, and Decision Structures</w:t>
       </w:r>
@@ -1773,7 +2023,6 @@
         </w:numPr>
       </w:pPr>
       <w:r>
-        <w:lastRenderedPageBreak/>
         <w:t>Using built-in classes (System, Scanner, String, Character, Math) and their methods; parameters and return values</w:t>
       </w:r>
     </w:p>
@@ -1859,8 +2108,8 @@
       <w:pPr>
         <w:pStyle w:val="Heading2"/>
       </w:pPr>
-      <w:bookmarkStart w:id="15" w:name="_heading=h.kd26shz7rqbq" w:colFirst="0" w:colLast="0"/>
-      <w:bookmarkEnd w:id="15"/>
+      <w:bookmarkStart w:id="17" w:name="_heading=h.kd26shz7rqbq" w:colFirst="0" w:colLast="0"/>
+      <w:bookmarkEnd w:id="17"/>
       <w:r>
         <w:t>Heading 2 Example</w:t>
       </w:r>
@@ -1869,8 +2118,8 @@
       <w:pPr>
         <w:pStyle w:val="Heading3"/>
       </w:pPr>
-      <w:bookmarkStart w:id="16" w:name="_heading=h.usckep8r4r58" w:colFirst="0" w:colLast="0"/>
-      <w:bookmarkEnd w:id="16"/>
+      <w:bookmarkStart w:id="18" w:name="_heading=h.usckep8r4r58" w:colFirst="0" w:colLast="0"/>
+      <w:bookmarkEnd w:id="18"/>
       <w:r>
         <w:t>Heading 3 Example</w:t>
       </w:r>
@@ -1884,8 +2133,8 @@
       <w:pPr>
         <w:pStyle w:val="Heading1"/>
       </w:pPr>
-      <w:bookmarkStart w:id="17" w:name="_heading=h.ryajwlw77w0z" w:colFirst="0" w:colLast="0"/>
-      <w:bookmarkEnd w:id="17"/>
+      <w:bookmarkStart w:id="19" w:name="_heading=h.ryajwlw77w0z" w:colFirst="0" w:colLast="0"/>
+      <w:bookmarkEnd w:id="19"/>
       <w:r>
         <w:t>Module 3: Loops and Methods</w:t>
       </w:r>
@@ -1958,6 +2207,7 @@
         </w:numPr>
       </w:pPr>
       <w:r>
+        <w:lastRenderedPageBreak/>
         <w:t>Trace memory during method calls to evaluate stack frame memory and pass-by-value.</w:t>
       </w:r>
     </w:p>
@@ -1965,8 +2215,8 @@
       <w:pPr>
         <w:pStyle w:val="Heading2"/>
       </w:pPr>
-      <w:bookmarkStart w:id="18" w:name="_heading=h.t8m2cb4109cn" w:colFirst="0" w:colLast="0"/>
-      <w:bookmarkEnd w:id="18"/>
+      <w:bookmarkStart w:id="20" w:name="_heading=h.t8m2cb4109cn" w:colFirst="0" w:colLast="0"/>
+      <w:bookmarkEnd w:id="20"/>
       <w:r>
         <w:t>Heading 2 Example</w:t>
       </w:r>
@@ -1975,8 +2225,8 @@
       <w:pPr>
         <w:pStyle w:val="Heading3"/>
       </w:pPr>
-      <w:bookmarkStart w:id="19" w:name="_heading=h.w528y4687m50" w:colFirst="0" w:colLast="0"/>
-      <w:bookmarkEnd w:id="19"/>
+      <w:bookmarkStart w:id="21" w:name="_heading=h.w528y4687m50" w:colFirst="0" w:colLast="0"/>
+      <w:bookmarkEnd w:id="21"/>
       <w:r>
         <w:t>Heading 3 Example</w:t>
       </w:r>
@@ -1985,8 +2235,8 @@
       <w:pPr>
         <w:pStyle w:val="Heading1"/>
       </w:pPr>
-      <w:bookmarkStart w:id="20" w:name="_heading=h.u4es49gtz45f" w:colFirst="0" w:colLast="0"/>
-      <w:bookmarkEnd w:id="20"/>
+      <w:bookmarkStart w:id="22" w:name="_heading=h.u4es49gtz45f" w:colFirst="0" w:colLast="0"/>
+      <w:bookmarkEnd w:id="22"/>
       <w:r>
         <w:t>Module 4: Arrays</w:t>
       </w:r>
@@ -2026,7 +2276,6 @@
         </w:numPr>
       </w:pPr>
       <w:r>
-        <w:lastRenderedPageBreak/>
         <w:t>Passing arrays by reference to and from methods</w:t>
       </w:r>
     </w:p>
@@ -2068,8 +2317,8 @@
       <w:pPr>
         <w:pStyle w:val="Heading2"/>
       </w:pPr>
-      <w:bookmarkStart w:id="21" w:name="_heading=h.levkxyumk4mg" w:colFirst="0" w:colLast="0"/>
-      <w:bookmarkEnd w:id="21"/>
+      <w:bookmarkStart w:id="23" w:name="_heading=h.levkxyumk4mg" w:colFirst="0" w:colLast="0"/>
+      <w:bookmarkEnd w:id="23"/>
       <w:r>
         <w:t>Heading 2 Example</w:t>
       </w:r>
@@ -2078,8 +2327,8 @@
       <w:pPr>
         <w:pStyle w:val="Heading3"/>
       </w:pPr>
-      <w:bookmarkStart w:id="22" w:name="_heading=h.y1hyzbnuz5jj" w:colFirst="0" w:colLast="0"/>
-      <w:bookmarkEnd w:id="22"/>
+      <w:bookmarkStart w:id="24" w:name="_heading=h.y1hyzbnuz5jj" w:colFirst="0" w:colLast="0"/>
+      <w:bookmarkEnd w:id="24"/>
       <w:r>
         <w:t>Heading 3 Example</w:t>
       </w:r>
@@ -2088,8 +2337,8 @@
       <w:pPr>
         <w:pStyle w:val="Heading1"/>
       </w:pPr>
-      <w:bookmarkStart w:id="23" w:name="_heading=h.7f9uzqt520eq" w:colFirst="0" w:colLast="0"/>
-      <w:bookmarkEnd w:id="23"/>
+      <w:bookmarkStart w:id="25" w:name="_heading=h.7f9uzqt520eq" w:colFirst="0" w:colLast="0"/>
+      <w:bookmarkEnd w:id="25"/>
       <w:r>
         <w:t>Module 5: Classes and Objects</w:t>
       </w:r>
@@ -2182,9 +2431,10 @@
       <w:pPr>
         <w:pStyle w:val="Heading2"/>
       </w:pPr>
-      <w:bookmarkStart w:id="24" w:name="_heading=h.kzf35dcrc2nv" w:colFirst="0" w:colLast="0"/>
-      <w:bookmarkEnd w:id="24"/>
-      <w:r>
+      <w:bookmarkStart w:id="26" w:name="_heading=h.kzf35dcrc2nv" w:colFirst="0" w:colLast="0"/>
+      <w:bookmarkEnd w:id="26"/>
+      <w:r>
+        <w:lastRenderedPageBreak/>
         <w:t>Heading 2 Example</w:t>
       </w:r>
     </w:p>
@@ -2192,8 +2442,8 @@
       <w:pPr>
         <w:pStyle w:val="Heading3"/>
       </w:pPr>
-      <w:bookmarkStart w:id="25" w:name="_heading=h.cvjnn8ugjfih" w:colFirst="0" w:colLast="0"/>
-      <w:bookmarkEnd w:id="25"/>
+      <w:bookmarkStart w:id="27" w:name="_heading=h.cvjnn8ugjfih" w:colFirst="0" w:colLast="0"/>
+      <w:bookmarkEnd w:id="27"/>
       <w:r>
         <w:t>Heading 3 Example</w:t>
       </w:r>
@@ -2202,12 +2452,12 @@
     <w:p/>
     <w:p/>
     <w:sectPr>
-      <w:headerReference w:type="even" r:id="rId19"/>
-      <w:headerReference w:type="default" r:id="rId20"/>
-      <w:footerReference w:type="even" r:id="rId21"/>
-      <w:footerReference w:type="default" r:id="rId22"/>
-      <w:headerReference w:type="first" r:id="rId23"/>
-      <w:footerReference w:type="first" r:id="rId24"/>
+      <w:headerReference w:type="even" r:id="rId20"/>
+      <w:headerReference w:type="default" r:id="rId21"/>
+      <w:footerReference w:type="even" r:id="rId22"/>
+      <w:footerReference w:type="default" r:id="rId23"/>
+      <w:headerReference w:type="first" r:id="rId24"/>
+      <w:footerReference w:type="first" r:id="rId25"/>
       <w:pgSz w:w="12240" w:h="15840"/>
       <w:pgMar w:top="720" w:right="1440" w:bottom="720" w:left="1440" w:header="720" w:footer="720" w:gutter="0"/>
       <w:pgNumType w:start="1"/>
@@ -2236,24 +2486,76 @@
       </w:r>
     </w:p>
   </w:comment>
+  <w:comment w:id="11" w:author="Isabella Eaton" w:date="2026-01-27T17:33:00Z" w:initials="IE">
+    <w:p>
+      <w:r>
+        <w:rPr>
+          <w:rStyle w:val="CommentReference"/>
+        </w:rPr>
+        <w:annotationRef/>
+      </w:r>
+      <w:r>
+        <w:rPr>
+          <w:sz w:val="20"/>
+          <w:szCs w:val="20"/>
+        </w:rPr>
+        <w:t xml:space="preserve">ask in office hours if this type or screenshot is allowed in tech doc </w:t>
+      </w:r>
+    </w:p>
+  </w:comment>
+  <w:comment w:id="12" w:author="Isabella Eaton" w:date="2026-01-27T17:42:00Z" w:initials="IE">
+    <w:p>
+      <w:r>
+        <w:rPr>
+          <w:rStyle w:val="CommentReference"/>
+        </w:rPr>
+        <w:annotationRef/>
+      </w:r>
+      <w:r>
+        <w:rPr>
+          <w:sz w:val="20"/>
+          <w:szCs w:val="20"/>
+        </w:rPr>
+        <w:t xml:space="preserve">make small table of data types </w:t>
+      </w:r>
+    </w:p>
+  </w:comment>
 </w:comments>
 </file>
 
 <file path=word/commentsExtended.xml><?xml version="1.0" encoding="utf-8"?>
 <w15:commentsEx xmlns:wpc="http://schemas.microsoft.com/office/word/2010/wordprocessingCanvas" xmlns:cx="http://schemas.microsoft.com/office/drawing/2014/chartex" xmlns:cx1="http://schemas.microsoft.com/office/drawing/2015/9/8/chartex" xmlns:cx2="http://schemas.microsoft.com/office/drawing/2015/10/21/chartex" xmlns:cx3="http://schemas.microsoft.com/office/drawing/2016/5/9/chartex" xmlns:cx4="http://schemas.microsoft.com/office/drawing/2016/5/10/chartex" xmlns:cx5="http://schemas.microsoft.com/office/drawing/2016/5/11/chartex" xmlns:cx6="http://schemas.microsoft.com/office/drawing/2016/5/12/chartex" xmlns:cx7="http://schemas.microsoft.com/office/drawing/2016/5/13/chartex" xmlns:cx8="http://schemas.microsoft.com/office/drawing/2016/5/14/chartex" xmlns:mc="http://schemas.openxmlformats.org/markup-compatibility/2006" xmlns:aink="http://schemas.microsoft.com/office/drawing/2016/ink" xmlns:am3d="http://schemas.microsoft.com/office/drawing/2017/model3d" xmlns:o="urn:schemas-microsoft-com:office:office" xmlns:oel="http://schemas.microsoft.com/office/2019/extlst" xmlns:r="http://schemas.openxmlformats.org/officeDocument/2006/relationships" xmlns:m="http://schemas.openxmlformats.org/officeDocument/2006/math" xmlns:v="urn:schemas-microsoft-com:vml" xmlns:wp14="http://schemas.microsoft.com/office/word/2010/wordprocessingDrawing" xmlns:wp="http://schemas.openxmlformats.org/drawingml/2006/wordprocessingDrawing" xmlns:w10="urn:schemas-microsoft-com:office:word" xmlns:w="http://schemas.openxmlformats.org/wordprocessingml/2006/main" xmlns:w14="http://schemas.microsoft.com/office/word/2010/wordml" xmlns:w15="http://schemas.microsoft.com/office/word/2012/wordml" xmlns:w16cex="http://schemas.microsoft.com/office/word/2018/wordml/cex" xmlns:w16cid="http://schemas.microsoft.com/office/word/2016/wordml/cid" xmlns:w16="http://schemas.microsoft.com/office/word/2018/wordml" xmlns:w16du="http://schemas.microsoft.com/office/word/2023/wordml/word16du" xmlns:w16sdtdh="http://schemas.microsoft.com/office/word/2020/wordml/sdtdatahash" xmlns:w16sdtfl="http://schemas.microsoft.com/office/word/2024/wordml/sdtformatlock" xmlns:w16se="http://schemas.microsoft.com/office/word/2015/wordml/symex" xmlns:wpg="http://schemas.microsoft.com/office/word/2010/wordprocessingGroup" xmlns:wpi="http://schemas.microsoft.com/office/word/2010/wordprocessingInk" xmlns:wne="http://schemas.microsoft.com/office/word/2006/wordml" xmlns:wps="http://schemas.microsoft.com/office/word/2010/wordprocessingShape" mc:Ignorable="w14 w15 w16se w16cid w16 w16cex w16sdtdh w16sdtfl w16du wp14">
-  <w15:commentEx w15:paraId="559C38C7" w15:done="0"/>
+  <w15:commentEx w15:paraId="559C38C7" w15:done="1"/>
+  <w15:commentEx w15:paraId="09FBF4A9" w15:done="1"/>
+  <w15:commentEx w15:paraId="5DDC5039" w15:done="0"/>
 </w15:commentsEx>
 </file>
 
 <file path=word/commentsExtensible.xml><?xml version="1.0" encoding="utf-8"?>
 <w16cex:commentsExtensible xmlns:wpc="http://schemas.microsoft.com/office/word/2010/wordprocessingCanvas" xmlns:cx="http://schemas.microsoft.com/office/drawing/2014/chartex" xmlns:cx1="http://schemas.microsoft.com/office/drawing/2015/9/8/chartex" xmlns:cx2="http://schemas.microsoft.com/office/drawing/2015/10/21/chartex" xmlns:cx3="http://schemas.microsoft.com/office/drawing/2016/5/9/chartex" xmlns:cx4="http://schemas.microsoft.com/office/drawing/2016/5/10/chartex" xmlns:cx5="http://schemas.microsoft.com/office/drawing/2016/5/11/chartex" xmlns:cx6="http://schemas.microsoft.com/office/drawing/2016/5/12/chartex" xmlns:cx7="http://schemas.microsoft.com/office/drawing/2016/5/13/chartex" xmlns:cx8="http://schemas.microsoft.com/office/drawing/2016/5/14/chartex" xmlns:cr="http://schemas.microsoft.com/office/comments/2020/reactions" xmlns:mc="http://schemas.openxmlformats.org/markup-compatibility/2006" xmlns:aink="http://schemas.microsoft.com/office/drawing/2016/ink" xmlns:am3d="http://schemas.microsoft.com/office/drawing/2017/model3d" xmlns:o="urn:schemas-microsoft-com:office:office" xmlns:oel="http://schemas.microsoft.com/office/2019/extlst" xmlns:r="http://schemas.openxmlformats.org/officeDocument/2006/relationships" xmlns:m="http://schemas.openxmlformats.org/officeDocument/2006/math" xmlns:v="urn:schemas-microsoft-com:vml" xmlns:wp14="http://schemas.microsoft.com/office/word/2010/wordprocessingDrawing" xmlns:wp="http://schemas.openxmlformats.org/drawingml/2006/wordprocessingDrawing" xmlns:w10="urn:schemas-microsoft-com:office:word" xmlns:w="http://schemas.openxmlformats.org/wordprocessingml/2006/main" xmlns:w14="http://schemas.microsoft.com/office/word/2010/wordml" xmlns:w15="http://schemas.microsoft.com/office/word/2012/wordml" xmlns:w16cex="http://schemas.microsoft.com/office/word/2018/wordml/cex" xmlns:w16cid="http://schemas.microsoft.com/office/word/2016/wordml/cid" xmlns:w16="http://schemas.microsoft.com/office/word/2018/wordml" xmlns:w16du="http://schemas.microsoft.com/office/word/2023/wordml/word16du" xmlns:w16sdtdh="http://schemas.microsoft.com/office/word/2020/wordml/sdtdatahash" xmlns:w16sdtfl="http://schemas.microsoft.com/office/word/2024/wordml/sdtformatlock" xmlns:w16se="http://schemas.microsoft.com/office/word/2015/wordml/symex" xmlns:wpg="http://schemas.microsoft.com/office/word/2010/wordprocessingGroup" xmlns:wpi="http://schemas.microsoft.com/office/word/2010/wordprocessingInk" xmlns:wne="http://schemas.microsoft.com/office/word/2006/wordml" xmlns:wps="http://schemas.microsoft.com/office/word/2010/wordprocessingShape" mc:Ignorable="w14 w15 w16se w16cid w16 w16cex w16sdtdh w16sdtfl cr w16du wp14">
-  <w16cex:commentExtensible w16cex:durableId="2E8EC6B9" w16cex:dateUtc="2026-01-27T20:31:00Z"/>
+  <w16cex:commentExtensible w16cex:durableId="2E8EC6B9" w16cex:dateUtc="2026-01-27T20:31:00Z">
+    <w16cex:extLst>
+      <w16:ext w16:uri="{CE6994B0-6A32-4C9F-8C6B-6E91EDA988CE}">
+        <cr:reactions xmlns:cr="http://schemas.microsoft.com/office/comments/2020/reactions">
+          <cr:reaction reactionType="1">
+            <cr:reactionInfo dateUtc="2026-01-28T00:33:22Z">
+              <cr:user userId="S::ieaton@msudenver.edu::ca75a0c6-ff14-49f0-ae15-7041ebceae8b" userProvider="AD" userName="Isabella Eaton"/>
+            </cr:reactionInfo>
+          </cr:reaction>
+        </cr:reactions>
+      </w16:ext>
+    </w16cex:extLst>
+  </w16cex:commentExtensible>
+  <w16cex:commentExtensible w16cex:durableId="6473245C" w16cex:dateUtc="2026-01-28T00:33:00Z"/>
+  <w16cex:commentExtensible w16cex:durableId="4FC31819" w16cex:dateUtc="2026-01-28T00:42:00Z"/>
 </w16cex:commentsExtensible>
 </file>
 
 <file path=word/commentsIds.xml><?xml version="1.0" encoding="utf-8"?>
 <w16cid:commentsIds xmlns:wpc="http://schemas.microsoft.com/office/word/2010/wordprocessingCanvas" xmlns:cx="http://schemas.microsoft.com/office/drawing/2014/chartex" xmlns:cx1="http://schemas.microsoft.com/office/drawing/2015/9/8/chartex" xmlns:cx2="http://schemas.microsoft.com/office/drawing/2015/10/21/chartex" xmlns:cx3="http://schemas.microsoft.com/office/drawing/2016/5/9/chartex" xmlns:cx4="http://schemas.microsoft.com/office/drawing/2016/5/10/chartex" xmlns:cx5="http://schemas.microsoft.com/office/drawing/2016/5/11/chartex" xmlns:cx6="http://schemas.microsoft.com/office/drawing/2016/5/12/chartex" xmlns:cx7="http://schemas.microsoft.com/office/drawing/2016/5/13/chartex" xmlns:cx8="http://schemas.microsoft.com/office/drawing/2016/5/14/chartex" xmlns:mc="http://schemas.openxmlformats.org/markup-compatibility/2006" xmlns:aink="http://schemas.microsoft.com/office/drawing/2016/ink" xmlns:am3d="http://schemas.microsoft.com/office/drawing/2017/model3d" xmlns:o="urn:schemas-microsoft-com:office:office" xmlns:oel="http://schemas.microsoft.com/office/2019/extlst" xmlns:r="http://schemas.openxmlformats.org/officeDocument/2006/relationships" xmlns:m="http://schemas.openxmlformats.org/officeDocument/2006/math" xmlns:v="urn:schemas-microsoft-com:vml" xmlns:wp14="http://schemas.microsoft.com/office/word/2010/wordprocessingDrawing" xmlns:wp="http://schemas.openxmlformats.org/drawingml/2006/wordprocessingDrawing" xmlns:w10="urn:schemas-microsoft-com:office:word" xmlns:w="http://schemas.openxmlformats.org/wordprocessingml/2006/main" xmlns:w14="http://schemas.microsoft.com/office/word/2010/wordml" xmlns:w15="http://schemas.microsoft.com/office/word/2012/wordml" xmlns:w16cex="http://schemas.microsoft.com/office/word/2018/wordml/cex" xmlns:w16cid="http://schemas.microsoft.com/office/word/2016/wordml/cid" xmlns:w16="http://schemas.microsoft.com/office/word/2018/wordml" xmlns:w16du="http://schemas.microsoft.com/office/word/2023/wordml/word16du" xmlns:w16sdtdh="http://schemas.microsoft.com/office/word/2020/wordml/sdtdatahash" xmlns:w16sdtfl="http://schemas.microsoft.com/office/word/2024/wordml/sdtformatlock" xmlns:w16se="http://schemas.microsoft.com/office/word/2015/wordml/symex" xmlns:wpg="http://schemas.microsoft.com/office/word/2010/wordprocessingGroup" xmlns:wpi="http://schemas.microsoft.com/office/word/2010/wordprocessingInk" xmlns:wne="http://schemas.microsoft.com/office/word/2006/wordml" xmlns:wps="http://schemas.microsoft.com/office/word/2010/wordprocessingShape" mc:Ignorable="w14 w15 w16se w16cid w16 w16cex w16sdtdh w16sdtfl w16du wp14">
   <w16cid:commentId w16cid:paraId="559C38C7" w16cid:durableId="2E8EC6B9"/>
+  <w16cid:commentId w16cid:paraId="09FBF4A9" w16cid:durableId="6473245C"/>
+  <w16cid:commentId w16cid:paraId="5DDC5039" w16cid:durableId="4FC31819"/>
 </w16cid:commentsIds>
 </file>
 
@@ -4855,6 +5157,29 @@
       <w:szCs w:val="20"/>
     </w:rPr>
   </w:style>
+  <w:style w:type="character" w:styleId="Hyperlink">
+    <w:name w:val="Hyperlink"/>
+    <w:basedOn w:val="DefaultParagraphFont"/>
+    <w:uiPriority w:val="99"/>
+    <w:unhideWhenUsed/>
+    <w:rsid w:val="00620078"/>
+    <w:rPr>
+      <w:color w:val="0000FF" w:themeColor="hyperlink"/>
+      <w:u w:val="single"/>
+    </w:rPr>
+  </w:style>
+  <w:style w:type="character" w:styleId="UnresolvedMention">
+    <w:name w:val="Unresolved Mention"/>
+    <w:basedOn w:val="DefaultParagraphFont"/>
+    <w:uiPriority w:val="99"/>
+    <w:semiHidden/>
+    <w:unhideWhenUsed/>
+    <w:rsid w:val="00620078"/>
+    <w:rPr>
+      <w:color w:val="605E5C"/>
+      <w:shd w:val="clear" w:color="auto" w:fill="E1DFDD"/>
+    </w:rPr>
+  </w:style>
 </w:styles>
 </file>
 

--- a/Tech Docs/Tech Doc CS1050.docx
+++ b/Tech Docs/Tech Doc CS1050.docx
@@ -77,13 +77,18 @@
             <w:sdtContent>
               <w:p>
                 <w:pPr>
-                  <w:widowControl w:val="0"/>
-                  <w:spacing w:before="60" w:line="240" w:lineRule="auto"/>
-                  <w:ind w:left="0"/>
+                  <w:pStyle w:val="TOC2"/>
+                  <w:tabs>
+                    <w:tab w:val="right" w:leader="dot" w:pos="9350"/>
+                  </w:tabs>
                   <w:rPr>
-                    <w:rFonts w:ascii="Arial" w:eastAsia="Arial" w:hAnsi="Arial" w:cs="Arial"/>
-                    <w:color w:val="1155CC"/>
-                    <w:u w:val="single"/>
+                    <w:rFonts w:asciiTheme="minorHAnsi" w:eastAsiaTheme="minorEastAsia" w:hAnsiTheme="minorHAnsi" w:cstheme="minorBidi"/>
+                    <w:noProof/>
+                    <w:kern w:val="2"/>
+                    <w:sz w:val="20"/>
+                    <w:szCs w:val="20"/>
+                    <w:lang w:val="en-US"/>
+                    <w14:ligatures w14:val="standardContextual"/>
                   </w:rPr>
                 </w:pPr>
                 <w:r>
@@ -95,33 +100,13 @@
                 <w:r>
                   <w:fldChar w:fldCharType="separate"/>
                 </w:r>
-                <w:hyperlink w:anchor="_heading=h.gqcdcp24u6t">
+                <w:hyperlink w:anchor="_Toc221011804" w:history="1">
                   <w:r>
                     <w:rPr>
-                      <w:rFonts w:ascii="Arial" w:eastAsia="Arial" w:hAnsi="Arial" w:cs="Arial"/>
-                      <w:color w:val="1155CC"/>
-                      <w:u w:val="single"/>
-                    </w:rPr>
-                    <w:t>Overview</w:t>
-                  </w:r>
-                </w:hyperlink>
-              </w:p>
-              <w:p>
-                <w:pPr>
-                  <w:widowControl w:val="0"/>
-                  <w:spacing w:before="60" w:line="240" w:lineRule="auto"/>
-                  <w:ind w:left="360"/>
-                  <w:rPr>
-                    <w:rFonts w:ascii="Arial" w:eastAsia="Arial" w:hAnsi="Arial" w:cs="Arial"/>
-                    <w:color w:val="1155CC"/>
-                    <w:u w:val="single"/>
-                  </w:rPr>
-                </w:pPr>
-                <w:hyperlink w:anchor="_heading=h.3b97lrfie3od">
-                  <w:r>
-                    <w:rPr>
-                      <w:color w:val="1155CC"/>
-                      <w:u w:val="single"/>
+                      <w:rStyle w:val="Hyperlink"/>
+                      <w:noProof/>
+                      <w:sz w:val="20"/>
+                      <w:szCs w:val="20"/>
                     </w:rPr>
                     <w:t>General Resources</w:t>
                   </w:r>
@@ -129,39 +114,651 @@
               </w:p>
               <w:p>
                 <w:pPr>
-                  <w:widowControl w:val="0"/>
-                  <w:spacing w:before="60" w:line="240" w:lineRule="auto"/>
-                  <w:ind w:left="0"/>
+                  <w:pStyle w:val="TOC1"/>
+                  <w:tabs>
+                    <w:tab w:val="right" w:leader="dot" w:pos="9350"/>
+                  </w:tabs>
                   <w:rPr>
-                    <w:rFonts w:ascii="Arial" w:eastAsia="Arial" w:hAnsi="Arial" w:cs="Arial"/>
-                    <w:color w:val="1155CC"/>
-                    <w:u w:val="single"/>
+                    <w:rFonts w:asciiTheme="minorHAnsi" w:eastAsiaTheme="minorEastAsia" w:hAnsiTheme="minorHAnsi" w:cstheme="minorBidi"/>
+                    <w:noProof/>
+                    <w:kern w:val="2"/>
+                    <w:sz w:val="20"/>
+                    <w:szCs w:val="20"/>
+                    <w:lang w:val="en-US"/>
+                    <w14:ligatures w14:val="standardContextual"/>
                   </w:rPr>
                 </w:pPr>
-                <w:hyperlink w:anchor="_heading=h.6qdrigl9njle">
+                <w:hyperlink w:anchor="_Toc221011805" w:history="1">
                   <w:r>
                     <w:rPr>
-                      <w:rFonts w:ascii="Arial" w:eastAsia="Arial" w:hAnsi="Arial" w:cs="Arial"/>
-                      <w:color w:val="1155CC"/>
-                      <w:u w:val="single"/>
+                      <w:rStyle w:val="Hyperlink"/>
+                      <w:noProof/>
+                      <w:sz w:val="20"/>
+                      <w:szCs w:val="20"/>
                     </w:rPr>
-                    <w:t>SD01  So</w:t>
+                    <w:t>SD01  Software Development and Tools</w:t>
                   </w:r>
+                </w:hyperlink>
+              </w:p>
+              <w:p>
+                <w:pPr>
+                  <w:pStyle w:val="TOC3"/>
+                  <w:tabs>
+                    <w:tab w:val="right" w:leader="dot" w:pos="9350"/>
+                  </w:tabs>
+                  <w:rPr>
+                    <w:rFonts w:asciiTheme="minorHAnsi" w:eastAsiaTheme="minorEastAsia" w:hAnsiTheme="minorHAnsi" w:cstheme="minorBidi"/>
+                    <w:noProof/>
+                    <w:kern w:val="2"/>
+                    <w:sz w:val="20"/>
+                    <w:szCs w:val="20"/>
+                    <w:lang w:val="en-US"/>
+                    <w14:ligatures w14:val="standardContextual"/>
+                  </w:rPr>
+                </w:pPr>
+                <w:hyperlink w:anchor="_Toc221011806" w:history="1">
                   <w:r>
                     <w:rPr>
-                      <w:rFonts w:ascii="Arial" w:eastAsia="Arial" w:hAnsi="Arial" w:cs="Arial"/>
-                      <w:color w:val="1155CC"/>
-                      <w:u w:val="single"/>
+                      <w:rStyle w:val="Hyperlink"/>
+                      <w:noProof/>
+                      <w:sz w:val="20"/>
+                      <w:szCs w:val="20"/>
                     </w:rPr>
-                    <w:t>f</w:t>
+                    <w:t>Version Control</w:t>
                   </w:r>
+                </w:hyperlink>
+              </w:p>
+              <w:p>
+                <w:pPr>
+                  <w:pStyle w:val="TOC3"/>
+                  <w:tabs>
+                    <w:tab w:val="right" w:leader="dot" w:pos="9350"/>
+                  </w:tabs>
+                  <w:rPr>
+                    <w:rFonts w:asciiTheme="minorHAnsi" w:eastAsiaTheme="minorEastAsia" w:hAnsiTheme="minorHAnsi" w:cstheme="minorBidi"/>
+                    <w:noProof/>
+                    <w:kern w:val="2"/>
+                    <w:sz w:val="20"/>
+                    <w:szCs w:val="20"/>
+                    <w:lang w:val="en-US"/>
+                    <w14:ligatures w14:val="standardContextual"/>
+                  </w:rPr>
+                </w:pPr>
+                <w:hyperlink w:anchor="_Toc221011807" w:history="1">
                   <w:r>
                     <w:rPr>
-                      <w:rFonts w:ascii="Arial" w:eastAsia="Arial" w:hAnsi="Arial" w:cs="Arial"/>
-                      <w:color w:val="1155CC"/>
-                      <w:u w:val="single"/>
+                      <w:rStyle w:val="Hyperlink"/>
+                      <w:noProof/>
+                      <w:sz w:val="20"/>
+                      <w:szCs w:val="20"/>
                     </w:rPr>
-                    <w:t>tware Development and Tools</w:t>
+                    <w:t>IDE and Debugging</w:t>
+                  </w:r>
+                </w:hyperlink>
+              </w:p>
+              <w:p>
+                <w:pPr>
+                  <w:pStyle w:val="TOC3"/>
+                  <w:tabs>
+                    <w:tab w:val="right" w:leader="dot" w:pos="9350"/>
+                  </w:tabs>
+                  <w:rPr>
+                    <w:rFonts w:asciiTheme="minorHAnsi" w:eastAsiaTheme="minorEastAsia" w:hAnsiTheme="minorHAnsi" w:cstheme="minorBidi"/>
+                    <w:noProof/>
+                    <w:kern w:val="2"/>
+                    <w:sz w:val="20"/>
+                    <w:szCs w:val="20"/>
+                    <w:lang w:val="en-US"/>
+                    <w14:ligatures w14:val="standardContextual"/>
+                  </w:rPr>
+                </w:pPr>
+                <w:hyperlink w:anchor="_Toc221011808" w:history="1">
+                  <w:r>
+                    <w:rPr>
+                      <w:rStyle w:val="Hyperlink"/>
+                      <w:noProof/>
+                      <w:sz w:val="20"/>
+                      <w:szCs w:val="20"/>
+                    </w:rPr>
+                    <w:t>Analyze  requirements</w:t>
+                  </w:r>
+                </w:hyperlink>
+              </w:p>
+              <w:p>
+                <w:pPr>
+                  <w:pStyle w:val="TOC3"/>
+                  <w:tabs>
+                    <w:tab w:val="right" w:leader="dot" w:pos="9350"/>
+                  </w:tabs>
+                  <w:rPr>
+                    <w:rFonts w:asciiTheme="minorHAnsi" w:eastAsiaTheme="minorEastAsia" w:hAnsiTheme="minorHAnsi" w:cstheme="minorBidi"/>
+                    <w:noProof/>
+                    <w:kern w:val="2"/>
+                    <w:sz w:val="20"/>
+                    <w:szCs w:val="20"/>
+                    <w:lang w:val="en-US"/>
+                    <w14:ligatures w14:val="standardContextual"/>
+                  </w:rPr>
+                </w:pPr>
+                <w:hyperlink w:anchor="_Toc221011809" w:history="1">
+                  <w:r>
+                    <w:rPr>
+                      <w:rStyle w:val="Hyperlink"/>
+                      <w:noProof/>
+                      <w:sz w:val="20"/>
+                      <w:szCs w:val="20"/>
+                    </w:rPr>
+                    <w:t>Design and Testing Plan</w:t>
+                  </w:r>
+                </w:hyperlink>
+              </w:p>
+              <w:p>
+                <w:pPr>
+                  <w:pStyle w:val="TOC3"/>
+                  <w:tabs>
+                    <w:tab w:val="right" w:leader="dot" w:pos="9350"/>
+                  </w:tabs>
+                  <w:rPr>
+                    <w:rFonts w:asciiTheme="minorHAnsi" w:eastAsiaTheme="minorEastAsia" w:hAnsiTheme="minorHAnsi" w:cstheme="minorBidi"/>
+                    <w:noProof/>
+                    <w:kern w:val="2"/>
+                    <w:sz w:val="20"/>
+                    <w:szCs w:val="20"/>
+                    <w:lang w:val="en-US"/>
+                    <w14:ligatures w14:val="standardContextual"/>
+                  </w:rPr>
+                </w:pPr>
+                <w:hyperlink w:anchor="_Toc221011810" w:history="1">
+                  <w:r>
+                    <w:rPr>
+                      <w:rStyle w:val="Hyperlink"/>
+                      <w:noProof/>
+                      <w:sz w:val="20"/>
+                      <w:szCs w:val="20"/>
+                    </w:rPr>
+                    <w:t>Implement Quality Documented Code</w:t>
+                  </w:r>
+                </w:hyperlink>
+              </w:p>
+              <w:p>
+                <w:pPr>
+                  <w:pStyle w:val="TOC1"/>
+                  <w:tabs>
+                    <w:tab w:val="right" w:leader="dot" w:pos="9350"/>
+                  </w:tabs>
+                  <w:rPr>
+                    <w:rFonts w:asciiTheme="minorHAnsi" w:eastAsiaTheme="minorEastAsia" w:hAnsiTheme="minorHAnsi" w:cstheme="minorBidi"/>
+                    <w:noProof/>
+                    <w:kern w:val="2"/>
+                    <w:sz w:val="20"/>
+                    <w:szCs w:val="20"/>
+                    <w:lang w:val="en-US"/>
+                    <w14:ligatures w14:val="standardContextual"/>
+                  </w:rPr>
+                </w:pPr>
+                <w:hyperlink w:anchor="_Toc221011811" w:history="1">
+                  <w:r>
+                    <w:rPr>
+                      <w:rStyle w:val="Hyperlink"/>
+                      <w:noProof/>
+                      <w:sz w:val="20"/>
+                      <w:szCs w:val="20"/>
+                    </w:rPr>
+                    <w:t>Module 1: Programming Fundamentals and Tools</w:t>
+                  </w:r>
+                </w:hyperlink>
+              </w:p>
+              <w:p>
+                <w:pPr>
+                  <w:pStyle w:val="TOC3"/>
+                  <w:tabs>
+                    <w:tab w:val="right" w:leader="dot" w:pos="9350"/>
+                  </w:tabs>
+                  <w:rPr>
+                    <w:rFonts w:asciiTheme="minorHAnsi" w:eastAsiaTheme="minorEastAsia" w:hAnsiTheme="minorHAnsi" w:cstheme="minorBidi"/>
+                    <w:noProof/>
+                    <w:kern w:val="2"/>
+                    <w:sz w:val="20"/>
+                    <w:szCs w:val="20"/>
+                    <w:lang w:val="en-US"/>
+                    <w14:ligatures w14:val="standardContextual"/>
+                  </w:rPr>
+                </w:pPr>
+                <w:hyperlink w:anchor="_Toc221011812" w:history="1">
+                  <w:r>
+                    <w:rPr>
+                      <w:rStyle w:val="Hyperlink"/>
+                      <w:noProof/>
+                      <w:sz w:val="20"/>
+                      <w:szCs w:val="20"/>
+                      <w:highlight w:val="yellow"/>
+                    </w:rPr>
+                    <w:t>Declaring, Initializing, and Assigning Variables</w:t>
+                  </w:r>
+                </w:hyperlink>
+              </w:p>
+              <w:p>
+                <w:pPr>
+                  <w:pStyle w:val="TOC3"/>
+                  <w:tabs>
+                    <w:tab w:val="right" w:leader="dot" w:pos="9350"/>
+                  </w:tabs>
+                  <w:rPr>
+                    <w:rFonts w:asciiTheme="minorHAnsi" w:eastAsiaTheme="minorEastAsia" w:hAnsiTheme="minorHAnsi" w:cstheme="minorBidi"/>
+                    <w:noProof/>
+                    <w:kern w:val="2"/>
+                    <w:sz w:val="20"/>
+                    <w:szCs w:val="20"/>
+                    <w:lang w:val="en-US"/>
+                    <w14:ligatures w14:val="standardContextual"/>
+                  </w:rPr>
+                </w:pPr>
+                <w:hyperlink w:anchor="_Toc221011813" w:history="1">
+                  <w:r>
+                    <w:rPr>
+                      <w:rStyle w:val="Hyperlink"/>
+                      <w:noProof/>
+                      <w:sz w:val="20"/>
+                      <w:szCs w:val="20"/>
+                      <w:highlight w:val="yellow"/>
+                    </w:rPr>
+                    <w:t>Compare Constants and Variables</w:t>
+                  </w:r>
+                </w:hyperlink>
+              </w:p>
+              <w:p>
+                <w:pPr>
+                  <w:pStyle w:val="TOC3"/>
+                  <w:tabs>
+                    <w:tab w:val="right" w:leader="dot" w:pos="9350"/>
+                  </w:tabs>
+                  <w:rPr>
+                    <w:rFonts w:asciiTheme="minorHAnsi" w:eastAsiaTheme="minorEastAsia" w:hAnsiTheme="minorHAnsi" w:cstheme="minorBidi"/>
+                    <w:noProof/>
+                    <w:kern w:val="2"/>
+                    <w:sz w:val="20"/>
+                    <w:szCs w:val="20"/>
+                    <w:lang w:val="en-US"/>
+                    <w14:ligatures w14:val="standardContextual"/>
+                  </w:rPr>
+                </w:pPr>
+                <w:hyperlink w:anchor="_Toc221011814" w:history="1">
+                  <w:r>
+                    <w:rPr>
+                      <w:rStyle w:val="Hyperlink"/>
+                      <w:noProof/>
+                      <w:sz w:val="20"/>
+                      <w:szCs w:val="20"/>
+                      <w:highlight w:val="yellow"/>
+                    </w:rPr>
+                    <w:t>Order of Operations, Integer Division, and the Modulus Operator</w:t>
+                  </w:r>
+                </w:hyperlink>
+              </w:p>
+              <w:p>
+                <w:pPr>
+                  <w:pStyle w:val="TOC3"/>
+                  <w:tabs>
+                    <w:tab w:val="right" w:leader="dot" w:pos="9350"/>
+                  </w:tabs>
+                  <w:rPr>
+                    <w:rFonts w:asciiTheme="minorHAnsi" w:eastAsiaTheme="minorEastAsia" w:hAnsiTheme="minorHAnsi" w:cstheme="minorBidi"/>
+                    <w:noProof/>
+                    <w:kern w:val="2"/>
+                    <w:sz w:val="20"/>
+                    <w:szCs w:val="20"/>
+                    <w:lang w:val="en-US"/>
+                    <w14:ligatures w14:val="standardContextual"/>
+                  </w:rPr>
+                </w:pPr>
+                <w:hyperlink w:anchor="_Toc221011815" w:history="1">
+                  <w:r>
+                    <w:rPr>
+                      <w:rStyle w:val="Hyperlink"/>
+                      <w:noProof/>
+                      <w:sz w:val="20"/>
+                      <w:szCs w:val="20"/>
+                    </w:rPr>
+                    <w:t>Memory Allocation Based on Data Type and Potential Overflow Errors</w:t>
+                  </w:r>
+                </w:hyperlink>
+              </w:p>
+              <w:p>
+                <w:pPr>
+                  <w:pStyle w:val="TOC3"/>
+                  <w:tabs>
+                    <w:tab w:val="right" w:leader="dot" w:pos="9350"/>
+                  </w:tabs>
+                  <w:rPr>
+                    <w:rFonts w:asciiTheme="minorHAnsi" w:eastAsiaTheme="minorEastAsia" w:hAnsiTheme="minorHAnsi" w:cstheme="minorBidi"/>
+                    <w:noProof/>
+                    <w:kern w:val="2"/>
+                    <w:sz w:val="20"/>
+                    <w:szCs w:val="20"/>
+                    <w:lang w:val="en-US"/>
+                    <w14:ligatures w14:val="standardContextual"/>
+                  </w:rPr>
+                </w:pPr>
+                <w:r>
+                  <w:rPr>
+                    <w:rStyle w:val="Hyperlink"/>
+                    <w:noProof/>
+                    <w:sz w:val="20"/>
+                    <w:szCs w:val="20"/>
+                  </w:rPr>
+                  <w:fldChar w:fldCharType="begin"/>
+                </w:r>
+                <w:r>
+                  <w:rPr>
+                    <w:rStyle w:val="Hyperlink"/>
+                    <w:noProof/>
+                    <w:sz w:val="20"/>
+                    <w:szCs w:val="20"/>
+                  </w:rPr>
+                  <w:instrText xml:space="preserve"> </w:instrText>
+                </w:r>
+                <w:r>
+                  <w:rPr>
+                    <w:noProof/>
+                    <w:sz w:val="20"/>
+                    <w:szCs w:val="20"/>
+                  </w:rPr>
+                  <w:instrText>HYPERLINK \l "_Toc221011816"</w:instrText>
+                </w:r>
+                <w:r>
+                  <w:rPr>
+                    <w:rStyle w:val="Hyperlink"/>
+                    <w:noProof/>
+                    <w:sz w:val="20"/>
+                    <w:szCs w:val="20"/>
+                  </w:rPr>
+                  <w:instrText xml:space="preserve"> </w:instrText>
+                </w:r>
+                <w:r>
+                  <w:rPr>
+                    <w:rStyle w:val="Hyperlink"/>
+                    <w:noProof/>
+                    <w:sz w:val="20"/>
+                    <w:szCs w:val="20"/>
+                  </w:rPr>
+                </w:r>
+                <w:r>
+                  <w:rPr>
+                    <w:rStyle w:val="Hyperlink"/>
+                    <w:noProof/>
+                    <w:sz w:val="20"/>
+                    <w:szCs w:val="20"/>
+                  </w:rPr>
+                  <w:fldChar w:fldCharType="separate"/>
+                </w:r>
+                <w:r>
+                  <w:rPr>
+                    <w:rStyle w:val="Hyperlink"/>
+                    <w:noProof/>
+                    <w:sz w:val="20"/>
+                    <w:szCs w:val="20"/>
+                  </w:rPr>
+                  <w:t>Selecting Appropriate Numeric Primitive Data Types</w:t>
+                </w:r>
+                <w:r>
+                  <w:rPr>
+                    <w:rStyle w:val="Hyperlink"/>
+                    <w:noProof/>
+                    <w:sz w:val="20"/>
+                    <w:szCs w:val="20"/>
+                  </w:rPr>
+                  <w:fldChar w:fldCharType="end"/>
+                </w:r>
+              </w:p>
+              <w:p>
+                <w:pPr>
+                  <w:pStyle w:val="TOC3"/>
+                  <w:tabs>
+                    <w:tab w:val="right" w:leader="dot" w:pos="9350"/>
+                  </w:tabs>
+                  <w:rPr>
+                    <w:rFonts w:asciiTheme="minorHAnsi" w:eastAsiaTheme="minorEastAsia" w:hAnsiTheme="minorHAnsi" w:cstheme="minorBidi"/>
+                    <w:noProof/>
+                    <w:kern w:val="2"/>
+                    <w:sz w:val="20"/>
+                    <w:szCs w:val="20"/>
+                    <w:lang w:val="en-US"/>
+                    <w14:ligatures w14:val="standardContextual"/>
+                  </w:rPr>
+                </w:pPr>
+                <w:hyperlink w:anchor="_Toc221011817" w:history="1">
+                  <w:r>
+                    <w:rPr>
+                      <w:rStyle w:val="Hyperlink"/>
+                      <w:noProof/>
+                      <w:sz w:val="20"/>
+                      <w:szCs w:val="20"/>
+                    </w:rPr>
+                    <w:t>Applying Assignment Operators and Basic Arithmetic Operators to Form Valid Expressions</w:t>
+                  </w:r>
+                </w:hyperlink>
+              </w:p>
+              <w:p>
+                <w:pPr>
+                  <w:pStyle w:val="TOC3"/>
+                  <w:tabs>
+                    <w:tab w:val="right" w:leader="dot" w:pos="9350"/>
+                  </w:tabs>
+                  <w:rPr>
+                    <w:rFonts w:asciiTheme="minorHAnsi" w:eastAsiaTheme="minorEastAsia" w:hAnsiTheme="minorHAnsi" w:cstheme="minorBidi"/>
+                    <w:noProof/>
+                    <w:kern w:val="2"/>
+                    <w:sz w:val="20"/>
+                    <w:szCs w:val="20"/>
+                    <w:lang w:val="en-US"/>
+                    <w14:ligatures w14:val="standardContextual"/>
+                  </w:rPr>
+                </w:pPr>
+                <w:hyperlink w:anchor="_Toc221011818" w:history="1">
+                  <w:r>
+                    <w:rPr>
+                      <w:rStyle w:val="Hyperlink"/>
+                      <w:noProof/>
+                      <w:sz w:val="20"/>
+                      <w:szCs w:val="20"/>
+                    </w:rPr>
+                    <w:t>Implicit and Explicit Conversion Rules and Casting</w:t>
+                  </w:r>
+                </w:hyperlink>
+              </w:p>
+              <w:p>
+                <w:pPr>
+                  <w:pStyle w:val="TOC3"/>
+                  <w:tabs>
+                    <w:tab w:val="right" w:leader="dot" w:pos="9350"/>
+                  </w:tabs>
+                  <w:rPr>
+                    <w:rFonts w:asciiTheme="minorHAnsi" w:eastAsiaTheme="minorEastAsia" w:hAnsiTheme="minorHAnsi" w:cstheme="minorBidi"/>
+                    <w:noProof/>
+                    <w:kern w:val="2"/>
+                    <w:sz w:val="20"/>
+                    <w:szCs w:val="20"/>
+                    <w:lang w:val="en-US"/>
+                    <w14:ligatures w14:val="standardContextual"/>
+                  </w:rPr>
+                </w:pPr>
+                <w:hyperlink w:anchor="_Toc221011819" w:history="1">
+                  <w:r>
+                    <w:rPr>
+                      <w:rStyle w:val="Hyperlink"/>
+                      <w:noProof/>
+                      <w:sz w:val="20"/>
+                      <w:szCs w:val="20"/>
+                    </w:rPr>
+                    <w:t>Mixed Number Operations</w:t>
+                  </w:r>
+                </w:hyperlink>
+              </w:p>
+              <w:p>
+                <w:pPr>
+                  <w:pStyle w:val="TOC3"/>
+                  <w:tabs>
+                    <w:tab w:val="right" w:leader="dot" w:pos="9350"/>
+                  </w:tabs>
+                  <w:rPr>
+                    <w:rFonts w:asciiTheme="minorHAnsi" w:eastAsiaTheme="minorEastAsia" w:hAnsiTheme="minorHAnsi" w:cstheme="minorBidi"/>
+                    <w:noProof/>
+                    <w:kern w:val="2"/>
+                    <w:sz w:val="20"/>
+                    <w:szCs w:val="20"/>
+                    <w:lang w:val="en-US"/>
+                    <w14:ligatures w14:val="standardContextual"/>
+                  </w:rPr>
+                </w:pPr>
+                <w:hyperlink w:anchor="_Toc221011820" w:history="1">
+                  <w:r>
+                    <w:rPr>
+                      <w:rStyle w:val="Hyperlink"/>
+                      <w:noProof/>
+                      <w:sz w:val="20"/>
+                      <w:szCs w:val="20"/>
+                    </w:rPr>
+                    <w:t>Standard Output Using System Class and Print Methods</w:t>
+                  </w:r>
+                </w:hyperlink>
+              </w:p>
+              <w:p>
+                <w:pPr>
+                  <w:pStyle w:val="TOC3"/>
+                  <w:tabs>
+                    <w:tab w:val="right" w:leader="dot" w:pos="9350"/>
+                  </w:tabs>
+                  <w:rPr>
+                    <w:rFonts w:asciiTheme="minorHAnsi" w:eastAsiaTheme="minorEastAsia" w:hAnsiTheme="minorHAnsi" w:cstheme="minorBidi"/>
+                    <w:noProof/>
+                    <w:kern w:val="2"/>
+                    <w:sz w:val="20"/>
+                    <w:szCs w:val="20"/>
+                    <w:lang w:val="en-US"/>
+                    <w14:ligatures w14:val="standardContextual"/>
+                  </w:rPr>
+                </w:pPr>
+                <w:hyperlink w:anchor="_Toc221011821" w:history="1">
+                  <w:r>
+                    <w:rPr>
+                      <w:rStyle w:val="Hyperlink"/>
+                      <w:noProof/>
+                      <w:sz w:val="20"/>
+                      <w:szCs w:val="20"/>
+                    </w:rPr>
+                    <w:t>Identifying Different Types of Errors</w:t>
+                  </w:r>
+                </w:hyperlink>
+              </w:p>
+              <w:p>
+                <w:pPr>
+                  <w:pStyle w:val="TOC1"/>
+                  <w:tabs>
+                    <w:tab w:val="right" w:leader="dot" w:pos="9350"/>
+                  </w:tabs>
+                  <w:rPr>
+                    <w:rFonts w:asciiTheme="minorHAnsi" w:eastAsiaTheme="minorEastAsia" w:hAnsiTheme="minorHAnsi" w:cstheme="minorBidi"/>
+                    <w:noProof/>
+                    <w:kern w:val="2"/>
+                    <w:sz w:val="20"/>
+                    <w:szCs w:val="20"/>
+                    <w:lang w:val="en-US"/>
+                    <w14:ligatures w14:val="standardContextual"/>
+                  </w:rPr>
+                </w:pPr>
+                <w:hyperlink w:anchor="_Toc221011822" w:history="1">
+                  <w:r>
+                    <w:rPr>
+                      <w:rStyle w:val="Hyperlink"/>
+                      <w:noProof/>
+                      <w:sz w:val="20"/>
+                      <w:szCs w:val="20"/>
+                    </w:rPr>
+                    <w:t>Module 2: Predefined Classes, Methods, and Decision Structures</w:t>
+                  </w:r>
+                </w:hyperlink>
+              </w:p>
+              <w:p>
+                <w:pPr>
+                  <w:pStyle w:val="TOC1"/>
+                  <w:tabs>
+                    <w:tab w:val="right" w:leader="dot" w:pos="9350"/>
+                  </w:tabs>
+                  <w:rPr>
+                    <w:rFonts w:asciiTheme="minorHAnsi" w:eastAsiaTheme="minorEastAsia" w:hAnsiTheme="minorHAnsi" w:cstheme="minorBidi"/>
+                    <w:noProof/>
+                    <w:kern w:val="2"/>
+                    <w:sz w:val="20"/>
+                    <w:szCs w:val="20"/>
+                    <w:lang w:val="en-US"/>
+                    <w14:ligatures w14:val="standardContextual"/>
+                  </w:rPr>
+                </w:pPr>
+                <w:hyperlink w:anchor="_Toc221011823" w:history="1">
+                  <w:r>
+                    <w:rPr>
+                      <w:rStyle w:val="Hyperlink"/>
+                      <w:noProof/>
+                      <w:sz w:val="20"/>
+                      <w:szCs w:val="20"/>
+                    </w:rPr>
+                    <w:t>Module 3: Loops and Methods</w:t>
+                  </w:r>
+                </w:hyperlink>
+              </w:p>
+              <w:p>
+                <w:pPr>
+                  <w:pStyle w:val="TOC1"/>
+                  <w:tabs>
+                    <w:tab w:val="right" w:leader="dot" w:pos="9350"/>
+                  </w:tabs>
+                  <w:rPr>
+                    <w:rFonts w:asciiTheme="minorHAnsi" w:eastAsiaTheme="minorEastAsia" w:hAnsiTheme="minorHAnsi" w:cstheme="minorBidi"/>
+                    <w:noProof/>
+                    <w:kern w:val="2"/>
+                    <w:sz w:val="20"/>
+                    <w:szCs w:val="20"/>
+                    <w:lang w:val="en-US"/>
+                    <w14:ligatures w14:val="standardContextual"/>
+                  </w:rPr>
+                </w:pPr>
+                <w:hyperlink w:anchor="_Toc221011824" w:history="1">
+                  <w:r>
+                    <w:rPr>
+                      <w:rStyle w:val="Hyperlink"/>
+                      <w:noProof/>
+                      <w:sz w:val="20"/>
+                      <w:szCs w:val="20"/>
+                    </w:rPr>
+                    <w:t>Module 4: Arrays</w:t>
+                  </w:r>
+                </w:hyperlink>
+              </w:p>
+              <w:p>
+                <w:pPr>
+                  <w:pStyle w:val="TOC1"/>
+                  <w:tabs>
+                    <w:tab w:val="right" w:leader="dot" w:pos="9350"/>
+                  </w:tabs>
+                  <w:rPr>
+                    <w:rFonts w:asciiTheme="minorHAnsi" w:eastAsiaTheme="minorEastAsia" w:hAnsiTheme="minorHAnsi" w:cstheme="minorBidi"/>
+                    <w:noProof/>
+                    <w:kern w:val="2"/>
+                    <w:sz w:val="20"/>
+                    <w:szCs w:val="20"/>
+                    <w:lang w:val="en-US"/>
+                    <w14:ligatures w14:val="standardContextual"/>
+                  </w:rPr>
+                </w:pPr>
+                <w:hyperlink w:anchor="_Toc221011825" w:history="1">
+                  <w:r>
+                    <w:rPr>
+                      <w:rStyle w:val="Hyperlink"/>
+                      <w:noProof/>
+                      <w:sz w:val="20"/>
+                      <w:szCs w:val="20"/>
+                    </w:rPr>
+                    <w:t>Module 5: Classes and Objects</w:t>
                   </w:r>
                 </w:hyperlink>
               </w:p>
@@ -175,447 +772,6 @@
                     <w:u w:val="single"/>
                   </w:rPr>
                 </w:pPr>
-                <w:hyperlink w:anchor="_heading=h.3xtbah4k2xqe">
-                  <w:r>
-                    <w:rPr>
-                      <w:rFonts w:ascii="Arial" w:eastAsia="Arial" w:hAnsi="Arial" w:cs="Arial"/>
-                      <w:color w:val="1155CC"/>
-                      <w:u w:val="single"/>
-                    </w:rPr>
-                    <w:t>Version Control</w:t>
-                  </w:r>
-                </w:hyperlink>
-              </w:p>
-              <w:p>
-                <w:pPr>
-                  <w:widowControl w:val="0"/>
-                  <w:spacing w:before="60" w:line="240" w:lineRule="auto"/>
-                  <w:rPr>
-                    <w:rFonts w:ascii="Arial" w:eastAsia="Arial" w:hAnsi="Arial" w:cs="Arial"/>
-                    <w:color w:val="1155CC"/>
-                    <w:u w:val="single"/>
-                  </w:rPr>
-                </w:pPr>
-                <w:hyperlink w:anchor="_heading=h.ndhj3x53ig1i">
-                  <w:r>
-                    <w:rPr>
-                      <w:rFonts w:ascii="Arial" w:eastAsia="Arial" w:hAnsi="Arial" w:cs="Arial"/>
-                      <w:color w:val="1155CC"/>
-                      <w:u w:val="single"/>
-                    </w:rPr>
-                    <w:t>IDE and Debugging</w:t>
-                  </w:r>
-                </w:hyperlink>
-              </w:p>
-              <w:p>
-                <w:pPr>
-                  <w:widowControl w:val="0"/>
-                  <w:spacing w:before="60" w:line="240" w:lineRule="auto"/>
-                  <w:rPr>
-                    <w:rFonts w:ascii="Arial" w:eastAsia="Arial" w:hAnsi="Arial" w:cs="Arial"/>
-                    <w:color w:val="1155CC"/>
-                    <w:u w:val="single"/>
-                  </w:rPr>
-                </w:pPr>
-                <w:hyperlink w:anchor="_heading=h.75vgrhfbs015">
-                  <w:r>
-                    <w:rPr>
-                      <w:rFonts w:ascii="Arial" w:eastAsia="Arial" w:hAnsi="Arial" w:cs="Arial"/>
-                      <w:color w:val="1155CC"/>
-                      <w:u w:val="single"/>
-                    </w:rPr>
-                    <w:t>Analyze  requirements</w:t>
-                  </w:r>
-                </w:hyperlink>
-              </w:p>
-              <w:p>
-                <w:pPr>
-                  <w:widowControl w:val="0"/>
-                  <w:spacing w:before="60" w:line="240" w:lineRule="auto"/>
-                  <w:rPr>
-                    <w:rFonts w:ascii="Arial" w:eastAsia="Arial" w:hAnsi="Arial" w:cs="Arial"/>
-                    <w:color w:val="1155CC"/>
-                    <w:u w:val="single"/>
-                  </w:rPr>
-                </w:pPr>
-                <w:hyperlink w:anchor="_heading=h.vf5kebafj1h6">
-                  <w:r>
-                    <w:rPr>
-                      <w:rFonts w:ascii="Arial" w:eastAsia="Arial" w:hAnsi="Arial" w:cs="Arial"/>
-                      <w:color w:val="1155CC"/>
-                      <w:u w:val="single"/>
-                    </w:rPr>
-                    <w:t>Design and Testing Plan</w:t>
-                  </w:r>
-                </w:hyperlink>
-              </w:p>
-              <w:p>
-                <w:pPr>
-                  <w:widowControl w:val="0"/>
-                  <w:spacing w:before="60" w:line="240" w:lineRule="auto"/>
-                  <w:rPr>
-                    <w:rFonts w:ascii="Arial" w:eastAsia="Arial" w:hAnsi="Arial" w:cs="Arial"/>
-                    <w:color w:val="1155CC"/>
-                    <w:u w:val="single"/>
-                  </w:rPr>
-                </w:pPr>
-                <w:hyperlink w:anchor="_heading=h.m8c8zsw3l4mf">
-                  <w:r>
-                    <w:rPr>
-                      <w:rFonts w:ascii="Arial" w:eastAsia="Arial" w:hAnsi="Arial" w:cs="Arial"/>
-                      <w:color w:val="1155CC"/>
-                      <w:u w:val="single"/>
-                    </w:rPr>
-                    <w:t>Implement Quality Documented Code</w:t>
-                  </w:r>
-                </w:hyperlink>
-              </w:p>
-              <w:p>
-                <w:pPr>
-                  <w:widowControl w:val="0"/>
-                  <w:spacing w:before="60" w:line="240" w:lineRule="auto"/>
-                  <w:ind w:left="0"/>
-                  <w:rPr>
-                    <w:rFonts w:ascii="Arial" w:eastAsia="Arial" w:hAnsi="Arial" w:cs="Arial"/>
-                    <w:color w:val="1155CC"/>
-                    <w:u w:val="single"/>
-                  </w:rPr>
-                </w:pPr>
-                <w:hyperlink w:anchor="_heading=h.15i9ilwm79bx">
-                  <w:r>
-                    <w:rPr>
-                      <w:rFonts w:ascii="Arial" w:eastAsia="Arial" w:hAnsi="Arial" w:cs="Arial"/>
-                      <w:color w:val="1155CC"/>
-                      <w:u w:val="single"/>
-                    </w:rPr>
-                    <w:t>Module 1: Programming Fundamentals and Tools</w:t>
-                  </w:r>
-                </w:hyperlink>
-              </w:p>
-              <w:p>
-                <w:pPr>
-                  <w:widowControl w:val="0"/>
-                  <w:spacing w:before="60" w:line="240" w:lineRule="auto"/>
-                  <w:ind w:left="360"/>
-                  <w:rPr>
-                    <w:rFonts w:ascii="Arial" w:eastAsia="Arial" w:hAnsi="Arial" w:cs="Arial"/>
-                    <w:color w:val="1155CC"/>
-                    <w:u w:val="single"/>
-                  </w:rPr>
-                </w:pPr>
-                <w:hyperlink w:anchor="_heading=h.ncefbyuvajm3">
-                  <w:r>
-                    <w:rPr>
-                      <w:rFonts w:ascii="Arial" w:eastAsia="Arial" w:hAnsi="Arial" w:cs="Arial"/>
-                      <w:color w:val="1155CC"/>
-                      <w:u w:val="single"/>
-                    </w:rPr>
-                    <w:t>Heading 2 Example</w:t>
-                  </w:r>
-                </w:hyperlink>
-              </w:p>
-              <w:p>
-                <w:pPr>
-                  <w:widowControl w:val="0"/>
-                  <w:spacing w:before="60" w:line="240" w:lineRule="auto"/>
-                  <w:ind w:left="360"/>
-                  <w:rPr>
-                    <w:rFonts w:ascii="Arial" w:eastAsia="Arial" w:hAnsi="Arial" w:cs="Arial"/>
-                    <w:color w:val="1155CC"/>
-                    <w:u w:val="single"/>
-                  </w:rPr>
-                </w:pPr>
-                <w:hyperlink w:anchor="_heading=h.xqkz561wgt6k">
-                  <w:r>
-                    <w:rPr>
-                      <w:rFonts w:ascii="Arial" w:eastAsia="Arial" w:hAnsi="Arial" w:cs="Arial"/>
-                      <w:color w:val="1155CC"/>
-                      <w:u w:val="single"/>
-                    </w:rPr>
-                    <w:t>Topic heading 2 for</w:t>
-                  </w:r>
-                </w:hyperlink>
-              </w:p>
-              <w:p>
-                <w:pPr>
-                  <w:widowControl w:val="0"/>
-                  <w:spacing w:before="60" w:line="240" w:lineRule="auto"/>
-                  <w:rPr>
-                    <w:rFonts w:ascii="Arial" w:eastAsia="Arial" w:hAnsi="Arial" w:cs="Arial"/>
-                    <w:color w:val="1155CC"/>
-                    <w:u w:val="single"/>
-                  </w:rPr>
-                </w:pPr>
-                <w:hyperlink w:anchor="_heading=h.tvhqmak0xiet">
-                  <w:r>
-                    <w:rPr>
-                      <w:rFonts w:ascii="Arial" w:eastAsia="Arial" w:hAnsi="Arial" w:cs="Arial"/>
-                      <w:color w:val="1155CC"/>
-                      <w:u w:val="single"/>
-                    </w:rPr>
-                    <w:t>Heading 3 Example</w:t>
-                  </w:r>
-                </w:hyperlink>
-              </w:p>
-              <w:p>
-                <w:pPr>
-                  <w:widowControl w:val="0"/>
-                  <w:spacing w:before="60" w:line="240" w:lineRule="auto"/>
-                  <w:ind w:left="0"/>
-                  <w:rPr>
-                    <w:rFonts w:ascii="Arial" w:eastAsia="Arial" w:hAnsi="Arial" w:cs="Arial"/>
-                    <w:color w:val="1155CC"/>
-                    <w:u w:val="single"/>
-                  </w:rPr>
-                </w:pPr>
-                <w:hyperlink w:anchor="_heading=h.li51kxdo5yx">
-                  <w:r>
-                    <w:rPr>
-                      <w:rFonts w:ascii="Arial" w:eastAsia="Arial" w:hAnsi="Arial" w:cs="Arial"/>
-                      <w:color w:val="1155CC"/>
-                      <w:u w:val="single"/>
-                    </w:rPr>
-                    <w:t>Module 2: Predefined Classes, Methods, and Decision Structures</w:t>
-                  </w:r>
-                </w:hyperlink>
-              </w:p>
-              <w:p>
-                <w:pPr>
-                  <w:widowControl w:val="0"/>
-                  <w:spacing w:before="60" w:line="240" w:lineRule="auto"/>
-                  <w:ind w:left="360"/>
-                  <w:rPr>
-                    <w:rFonts w:ascii="Arial" w:eastAsia="Arial" w:hAnsi="Arial" w:cs="Arial"/>
-                    <w:color w:val="1155CC"/>
-                    <w:u w:val="single"/>
-                  </w:rPr>
-                </w:pPr>
-                <w:hyperlink w:anchor="_heading=h.kd26shz7rqbq">
-                  <w:r>
-                    <w:rPr>
-                      <w:rFonts w:ascii="Arial" w:eastAsia="Arial" w:hAnsi="Arial" w:cs="Arial"/>
-                      <w:color w:val="1155CC"/>
-                      <w:u w:val="single"/>
-                    </w:rPr>
-                    <w:t>Heading 2 Example</w:t>
-                  </w:r>
-                </w:hyperlink>
-              </w:p>
-              <w:p>
-                <w:pPr>
-                  <w:widowControl w:val="0"/>
-                  <w:spacing w:before="60" w:line="240" w:lineRule="auto"/>
-                  <w:rPr>
-                    <w:rFonts w:ascii="Arial" w:eastAsia="Arial" w:hAnsi="Arial" w:cs="Arial"/>
-                    <w:color w:val="1155CC"/>
-                    <w:u w:val="single"/>
-                  </w:rPr>
-                </w:pPr>
-                <w:hyperlink w:anchor="_heading=h.usckep8r4r58">
-                  <w:r>
-                    <w:rPr>
-                      <w:rFonts w:ascii="Arial" w:eastAsia="Arial" w:hAnsi="Arial" w:cs="Arial"/>
-                      <w:color w:val="1155CC"/>
-                      <w:u w:val="single"/>
-                    </w:rPr>
-                    <w:t>Heading 3 Example</w:t>
-                  </w:r>
-                </w:hyperlink>
-              </w:p>
-              <w:p>
-                <w:pPr>
-                  <w:widowControl w:val="0"/>
-                  <w:spacing w:before="60" w:line="240" w:lineRule="auto"/>
-                  <w:ind w:left="0"/>
-                  <w:rPr>
-                    <w:rFonts w:ascii="Arial" w:eastAsia="Arial" w:hAnsi="Arial" w:cs="Arial"/>
-                    <w:color w:val="1155CC"/>
-                    <w:u w:val="single"/>
-                  </w:rPr>
-                </w:pPr>
-                <w:hyperlink w:anchor="_heading=h.ryajwlw77w0z">
-                  <w:r>
-                    <w:rPr>
-                      <w:rFonts w:ascii="Arial" w:eastAsia="Arial" w:hAnsi="Arial" w:cs="Arial"/>
-                      <w:color w:val="1155CC"/>
-                      <w:u w:val="single"/>
-                    </w:rPr>
-                    <w:t>Module 3: Loops and Methods</w:t>
-                  </w:r>
-                </w:hyperlink>
-              </w:p>
-              <w:p>
-                <w:pPr>
-                  <w:widowControl w:val="0"/>
-                  <w:spacing w:before="60" w:line="240" w:lineRule="auto"/>
-                  <w:ind w:left="360"/>
-                  <w:rPr>
-                    <w:rFonts w:ascii="Arial" w:eastAsia="Arial" w:hAnsi="Arial" w:cs="Arial"/>
-                    <w:color w:val="1155CC"/>
-                    <w:u w:val="single"/>
-                  </w:rPr>
-                </w:pPr>
-                <w:hyperlink w:anchor="_heading=h.t8m2cb4109cn">
-                  <w:r>
-                    <w:rPr>
-                      <w:rFonts w:ascii="Arial" w:eastAsia="Arial" w:hAnsi="Arial" w:cs="Arial"/>
-                      <w:color w:val="1155CC"/>
-                      <w:u w:val="single"/>
-                    </w:rPr>
-                    <w:t>Heading 2 Example</w:t>
-                  </w:r>
-                </w:hyperlink>
-              </w:p>
-              <w:p>
-                <w:pPr>
-                  <w:widowControl w:val="0"/>
-                  <w:spacing w:before="60" w:line="240" w:lineRule="auto"/>
-                  <w:rPr>
-                    <w:rFonts w:ascii="Arial" w:eastAsia="Arial" w:hAnsi="Arial" w:cs="Arial"/>
-                    <w:color w:val="1155CC"/>
-                    <w:u w:val="single"/>
-                  </w:rPr>
-                </w:pPr>
-                <w:hyperlink w:anchor="_heading=h.w528y4687m50">
-                  <w:r>
-                    <w:rPr>
-                      <w:rFonts w:ascii="Arial" w:eastAsia="Arial" w:hAnsi="Arial" w:cs="Arial"/>
-                      <w:color w:val="1155CC"/>
-                      <w:u w:val="single"/>
-                    </w:rPr>
-                    <w:t>Heading 3 Example</w:t>
-                  </w:r>
-                </w:hyperlink>
-              </w:p>
-              <w:p>
-                <w:pPr>
-                  <w:widowControl w:val="0"/>
-                  <w:spacing w:before="60" w:line="240" w:lineRule="auto"/>
-                  <w:ind w:left="0"/>
-                  <w:rPr>
-                    <w:rFonts w:ascii="Arial" w:eastAsia="Arial" w:hAnsi="Arial" w:cs="Arial"/>
-                    <w:color w:val="1155CC"/>
-                    <w:u w:val="single"/>
-                  </w:rPr>
-                </w:pPr>
-                <w:hyperlink w:anchor="_heading=h.u4es49gtz45f">
-                  <w:r>
-                    <w:rPr>
-                      <w:rFonts w:ascii="Arial" w:eastAsia="Arial" w:hAnsi="Arial" w:cs="Arial"/>
-                      <w:color w:val="1155CC"/>
-                      <w:u w:val="single"/>
-                    </w:rPr>
-                    <w:t>Module 4: Arrays</w:t>
-                  </w:r>
-                </w:hyperlink>
-              </w:p>
-              <w:p>
-                <w:pPr>
-                  <w:widowControl w:val="0"/>
-                  <w:spacing w:before="60" w:line="240" w:lineRule="auto"/>
-                  <w:ind w:left="360"/>
-                  <w:rPr>
-                    <w:rFonts w:ascii="Arial" w:eastAsia="Arial" w:hAnsi="Arial" w:cs="Arial"/>
-                    <w:color w:val="1155CC"/>
-                    <w:u w:val="single"/>
-                  </w:rPr>
-                </w:pPr>
-                <w:hyperlink w:anchor="_heading=h.levkxyumk4mg">
-                  <w:r>
-                    <w:rPr>
-                      <w:rFonts w:ascii="Arial" w:eastAsia="Arial" w:hAnsi="Arial" w:cs="Arial"/>
-                      <w:color w:val="1155CC"/>
-                      <w:u w:val="single"/>
-                    </w:rPr>
-                    <w:t>Heading 2 Example</w:t>
-                  </w:r>
-                </w:hyperlink>
-              </w:p>
-              <w:p>
-                <w:pPr>
-                  <w:widowControl w:val="0"/>
-                  <w:spacing w:before="60" w:line="240" w:lineRule="auto"/>
-                  <w:rPr>
-                    <w:rFonts w:ascii="Arial" w:eastAsia="Arial" w:hAnsi="Arial" w:cs="Arial"/>
-                    <w:color w:val="1155CC"/>
-                    <w:u w:val="single"/>
-                  </w:rPr>
-                </w:pPr>
-                <w:hyperlink w:anchor="_heading=h.y1hyzbnuz5jj">
-                  <w:r>
-                    <w:rPr>
-                      <w:rFonts w:ascii="Arial" w:eastAsia="Arial" w:hAnsi="Arial" w:cs="Arial"/>
-                      <w:color w:val="1155CC"/>
-                      <w:u w:val="single"/>
-                    </w:rPr>
-                    <w:t>Heading 3 Example</w:t>
-                  </w:r>
-                </w:hyperlink>
-              </w:p>
-              <w:p>
-                <w:pPr>
-                  <w:widowControl w:val="0"/>
-                  <w:spacing w:before="60" w:line="240" w:lineRule="auto"/>
-                  <w:ind w:left="0"/>
-                  <w:rPr>
-                    <w:rFonts w:ascii="Arial" w:eastAsia="Arial" w:hAnsi="Arial" w:cs="Arial"/>
-                    <w:color w:val="1155CC"/>
-                    <w:u w:val="single"/>
-                  </w:rPr>
-                </w:pPr>
-                <w:hyperlink w:anchor="_heading=h.7f9uzqt520eq">
-                  <w:r>
-                    <w:rPr>
-                      <w:rFonts w:ascii="Arial" w:eastAsia="Arial" w:hAnsi="Arial" w:cs="Arial"/>
-                      <w:color w:val="1155CC"/>
-                      <w:u w:val="single"/>
-                    </w:rPr>
-                    <w:t>Module 5: Classes and Objects</w:t>
-                  </w:r>
-                </w:hyperlink>
-              </w:p>
-              <w:p>
-                <w:pPr>
-                  <w:widowControl w:val="0"/>
-                  <w:spacing w:before="60" w:line="240" w:lineRule="auto"/>
-                  <w:ind w:left="360"/>
-                  <w:rPr>
-                    <w:rFonts w:ascii="Arial" w:eastAsia="Arial" w:hAnsi="Arial" w:cs="Arial"/>
-                    <w:color w:val="1155CC"/>
-                    <w:u w:val="single"/>
-                  </w:rPr>
-                </w:pPr>
-                <w:hyperlink w:anchor="_heading=h.kzf35dcrc2nv">
-                  <w:r>
-                    <w:rPr>
-                      <w:rFonts w:ascii="Arial" w:eastAsia="Arial" w:hAnsi="Arial" w:cs="Arial"/>
-                      <w:color w:val="1155CC"/>
-                      <w:u w:val="single"/>
-                    </w:rPr>
-                    <w:t>Heading 2 Example</w:t>
-                  </w:r>
-                </w:hyperlink>
-              </w:p>
-              <w:p>
-                <w:pPr>
-                  <w:widowControl w:val="0"/>
-                  <w:spacing w:before="60" w:line="240" w:lineRule="auto"/>
-                  <w:rPr>
-                    <w:rFonts w:ascii="Arial" w:eastAsia="Arial" w:hAnsi="Arial" w:cs="Arial"/>
-                    <w:color w:val="1155CC"/>
-                    <w:u w:val="single"/>
-                  </w:rPr>
-                </w:pPr>
-                <w:hyperlink w:anchor="_heading=h.cvjnn8ugjfih">
-                  <w:r>
-                    <w:rPr>
-                      <w:rFonts w:ascii="Arial" w:eastAsia="Arial" w:hAnsi="Arial" w:cs="Arial"/>
-                      <w:color w:val="1155CC"/>
-                      <w:u w:val="single"/>
-                    </w:rPr>
-                    <w:t>Heading 3 Example</w:t>
-                  </w:r>
-                </w:hyperlink>
                 <w:r>
                   <w:fldChar w:fldCharType="end"/>
                 </w:r>
@@ -625,14 +781,8 @@
           <w:p>
             <w:pPr>
               <w:widowControl w:val="0"/>
-              <w:pBdr>
-                <w:top w:val="nil"/>
-                <w:left w:val="nil"/>
-                <w:bottom w:val="nil"/>
-                <w:right w:val="nil"/>
-                <w:between w:val="nil"/>
-              </w:pBdr>
-              <w:spacing w:line="240" w:lineRule="auto"/>
+              <w:spacing w:before="60" w:line="240" w:lineRule="auto"/>
+              <w:ind w:left="0"/>
             </w:pPr>
           </w:p>
         </w:tc>
@@ -644,712 +794,26 @@
         <w:pStyle w:val="Heading1"/>
       </w:pPr>
       <w:bookmarkStart w:id="1" w:name="_heading=h.gqcdcp24u6t" w:colFirst="0" w:colLast="0"/>
+      <w:bookmarkStart w:id="2" w:name="_Toc221011805"/>
       <w:bookmarkEnd w:id="1"/>
       <w:r>
-        <w:t>Overview</w:t>
-      </w:r>
-    </w:p>
-    <w:p>
-      <w:r>
-        <w:t>When you add information in your own words demonstrating your understanding. Do not use exact words from lectures or images from lectures.</w:t>
-      </w:r>
-    </w:p>
-    <w:p/>
-    <w:tbl>
-      <w:tblPr>
-        <w:tblStyle w:val="a2"/>
-        <w:tblW w:w="8370" w:type="dxa"/>
-        <w:tblInd w:w="990" w:type="dxa"/>
-        <w:tblBorders>
-          <w:top w:val="single" w:sz="8" w:space="0" w:color="000000"/>
-          <w:left w:val="single" w:sz="8" w:space="0" w:color="000000"/>
-          <w:bottom w:val="single" w:sz="8" w:space="0" w:color="000000"/>
-          <w:right w:val="single" w:sz="8" w:space="0" w:color="000000"/>
-          <w:insideH w:val="single" w:sz="8" w:space="0" w:color="000000"/>
-          <w:insideV w:val="single" w:sz="8" w:space="0" w:color="000000"/>
-        </w:tblBorders>
-        <w:tblLayout w:type="fixed"/>
-        <w:tblLook w:val="0600" w:firstRow="0" w:lastRow="0" w:firstColumn="0" w:lastColumn="0" w:noHBand="1" w:noVBand="1"/>
-      </w:tblPr>
-      <w:tblGrid>
-        <w:gridCol w:w="8370"/>
-      </w:tblGrid>
-      <w:tr>
-        <w:tc>
-          <w:tcPr>
-            <w:tcW w:w="8370" w:type="dxa"/>
-            <w:tcMar>
-              <w:top w:w="100" w:type="dxa"/>
-              <w:left w:w="100" w:type="dxa"/>
-              <w:bottom w:w="100" w:type="dxa"/>
-              <w:right w:w="100" w:type="dxa"/>
-            </w:tcMar>
-          </w:tcPr>
-          <w:p>
-            <w:pPr>
-              <w:spacing w:line="240" w:lineRule="auto"/>
-              <w:ind w:left="0"/>
-              <w:rPr>
-                <w:b/>
-                <w:bCs/>
-                <w:shd w:val="clear" w:color="auto" w:fill="F4CCCC"/>
-              </w:rPr>
-            </w:pPr>
-            <w:r>
-              <w:rPr>
-                <w:b/>
-                <w:bCs/>
-                <w:shd w:val="clear" w:color="auto" w:fill="D9EAD3"/>
-              </w:rPr>
-              <w:t xml:space="preserve">DOs </w:t>
-            </w:r>
-            <w:r>
-              <w:rPr>
-                <w:b/>
-                <w:bCs/>
-              </w:rPr>
-              <w:t xml:space="preserve">and </w:t>
-            </w:r>
-            <w:r>
-              <w:rPr>
-                <w:b/>
-                <w:bCs/>
-                <w:shd w:val="clear" w:color="auto" w:fill="F4CCCC"/>
-              </w:rPr>
-              <w:t>DON’Ts</w:t>
-            </w:r>
-          </w:p>
-        </w:tc>
-      </w:tr>
-      <w:tr>
-        <w:tc>
-          <w:tcPr>
-            <w:tcW w:w="8370" w:type="dxa"/>
-            <w:tcBorders>
-              <w:bottom w:val="single" w:sz="8" w:space="0" w:color="D9EAD3"/>
-            </w:tcBorders>
-            <w:tcMar>
-              <w:top w:w="100" w:type="dxa"/>
-              <w:left w:w="100" w:type="dxa"/>
-              <w:bottom w:w="100" w:type="dxa"/>
-              <w:right w:w="100" w:type="dxa"/>
-            </w:tcMar>
-          </w:tcPr>
-          <w:p>
-            <w:pPr>
-              <w:spacing w:line="240" w:lineRule="auto"/>
-              <w:ind w:left="0"/>
-              <w:rPr>
-                <w:shd w:val="clear" w:color="auto" w:fill="D9EAD3"/>
-              </w:rPr>
-            </w:pPr>
-            <w:r>
-              <w:rPr>
-                <w:shd w:val="clear" w:color="auto" w:fill="D9EAD3"/>
-              </w:rPr>
-              <w:t>DO: Provide clear and simple explanations in your own words (be concise)</w:t>
-            </w:r>
-          </w:p>
-          <w:p>
-            <w:pPr>
-              <w:numPr>
-                <w:ilvl w:val="0"/>
-                <w:numId w:val="5"/>
-              </w:numPr>
-              <w:spacing w:line="240" w:lineRule="auto"/>
-              <w:ind w:firstLine="1080"/>
-              <w:rPr>
-                <w:shd w:val="clear" w:color="auto" w:fill="D9EAD3"/>
-              </w:rPr>
-            </w:pPr>
-            <w:r>
-              <w:rPr>
-                <w:shd w:val="clear" w:color="auto" w:fill="D9EAD3"/>
-              </w:rPr>
-              <w:lastRenderedPageBreak/>
-              <w:t>Use short sentences, small paragraphs</w:t>
-            </w:r>
-          </w:p>
-          <w:p>
-            <w:pPr>
-              <w:numPr>
-                <w:ilvl w:val="0"/>
-                <w:numId w:val="5"/>
-              </w:numPr>
-              <w:spacing w:line="240" w:lineRule="auto"/>
-              <w:ind w:firstLine="1080"/>
-              <w:rPr>
-                <w:shd w:val="clear" w:color="auto" w:fill="D9EAD3"/>
-              </w:rPr>
-            </w:pPr>
-            <w:r>
-              <w:rPr>
-                <w:shd w:val="clear" w:color="auto" w:fill="D9EAD3"/>
-              </w:rPr>
-              <w:t>Use lists and tables to organize information</w:t>
-            </w:r>
-          </w:p>
-          <w:p>
-            <w:pPr>
-              <w:numPr>
-                <w:ilvl w:val="0"/>
-                <w:numId w:val="5"/>
-              </w:numPr>
-              <w:spacing w:line="240" w:lineRule="auto"/>
-              <w:ind w:firstLine="1080"/>
-              <w:rPr>
-                <w:shd w:val="clear" w:color="auto" w:fill="D9EAD3"/>
-              </w:rPr>
-            </w:pPr>
-            <w:r>
-              <w:rPr>
-                <w:shd w:val="clear" w:color="auto" w:fill="D9EAD3"/>
-              </w:rPr>
-              <w:t>Use standard industry terms but explain in simple language</w:t>
-            </w:r>
-          </w:p>
-          <w:p>
-            <w:pPr>
-              <w:numPr>
-                <w:ilvl w:val="0"/>
-                <w:numId w:val="5"/>
-              </w:numPr>
-              <w:spacing w:line="240" w:lineRule="auto"/>
-              <w:ind w:firstLine="1080"/>
-              <w:rPr>
-                <w:shd w:val="clear" w:color="auto" w:fill="D9EAD3"/>
-              </w:rPr>
-            </w:pPr>
-            <w:r>
-              <w:rPr>
-                <w:shd w:val="clear" w:color="auto" w:fill="D9EAD3"/>
-              </w:rPr>
-              <w:t xml:space="preserve">Use </w:t>
-            </w:r>
-            <w:hyperlink r:id="rId8" w:anchor="heading=h.awn48q1b3kpz">
-              <w:r>
-                <w:rPr>
-                  <w:color w:val="1155CC"/>
-                  <w:sz w:val="21"/>
-                  <w:szCs w:val="21"/>
-                  <w:u w:val="single"/>
-                  <w:shd w:val="clear" w:color="auto" w:fill="D9EAD3"/>
-                </w:rPr>
-                <w:t>AI Tools</w:t>
-              </w:r>
-            </w:hyperlink>
-            <w:r>
-              <w:rPr>
-                <w:shd w:val="clear" w:color="auto" w:fill="D9EAD3"/>
-              </w:rPr>
-              <w:t xml:space="preserve"> to help you learn but use lectures first</w:t>
-            </w:r>
-          </w:p>
-          <w:p>
-            <w:pPr>
-              <w:ind w:left="0"/>
-              <w:rPr>
-                <w:b/>
-                <w:bCs/>
-                <w:shd w:val="clear" w:color="auto" w:fill="F4CCCC"/>
-              </w:rPr>
-            </w:pPr>
-            <w:r>
-              <w:rPr>
-                <w:b/>
-                <w:bCs/>
-                <w:shd w:val="clear" w:color="auto" w:fill="F4CCCC"/>
-              </w:rPr>
-              <w:t>DON’T copy my explanations from the slides as yours.</w:t>
-            </w:r>
-          </w:p>
-        </w:tc>
-      </w:tr>
-      <w:tr>
-        <w:tc>
-          <w:tcPr>
-            <w:tcW w:w="8370" w:type="dxa"/>
-            <w:tcBorders>
-              <w:top w:val="single" w:sz="8" w:space="0" w:color="D9EAD3"/>
-              <w:left w:val="single" w:sz="8" w:space="0" w:color="D9EAD3"/>
-              <w:bottom w:val="single" w:sz="8" w:space="0" w:color="D9EAD3"/>
-              <w:right w:val="single" w:sz="8" w:space="0" w:color="D9EAD3"/>
-            </w:tcBorders>
-            <w:tcMar>
-              <w:top w:w="100" w:type="dxa"/>
-              <w:left w:w="100" w:type="dxa"/>
-              <w:bottom w:w="100" w:type="dxa"/>
-              <w:right w:w="100" w:type="dxa"/>
-            </w:tcMar>
-          </w:tcPr>
-          <w:p>
-            <w:pPr>
-              <w:spacing w:line="240" w:lineRule="auto"/>
-              <w:ind w:left="0"/>
-              <w:rPr>
-                <w:shd w:val="clear" w:color="auto" w:fill="D9EAD3"/>
-              </w:rPr>
-            </w:pPr>
-            <w:r>
-              <w:rPr>
-                <w:shd w:val="clear" w:color="auto" w:fill="D9EAD3"/>
-              </w:rPr>
-              <w:lastRenderedPageBreak/>
-              <w:t>DO Use Code Snippets and Visuals to reduce lengthy explanations:</w:t>
-            </w:r>
-          </w:p>
-          <w:p>
-            <w:pPr>
-              <w:numPr>
-                <w:ilvl w:val="0"/>
-                <w:numId w:val="9"/>
-              </w:numPr>
-              <w:ind w:firstLine="360"/>
-            </w:pPr>
-            <w:r>
-              <w:t xml:space="preserve">Include examples you explored or created </w:t>
-            </w:r>
-          </w:p>
-          <w:p>
-            <w:pPr>
-              <w:numPr>
-                <w:ilvl w:val="0"/>
-                <w:numId w:val="9"/>
-              </w:numPr>
-              <w:ind w:firstLine="360"/>
-            </w:pPr>
-            <w:r>
-              <w:t>Include comments to describe parts of code</w:t>
-            </w:r>
-          </w:p>
-          <w:p>
-            <w:pPr>
-              <w:numPr>
-                <w:ilvl w:val="0"/>
-                <w:numId w:val="9"/>
-              </w:numPr>
-              <w:ind w:firstLine="360"/>
-            </w:pPr>
-            <w:r>
-              <w:t>Include Screenshots such as from your debugger</w:t>
-            </w:r>
-          </w:p>
-          <w:p>
-            <w:pPr>
-              <w:numPr>
-                <w:ilvl w:val="0"/>
-                <w:numId w:val="9"/>
-              </w:numPr>
-              <w:ind w:firstLine="360"/>
-            </w:pPr>
-            <w:r>
-              <w:t>Include your own drawings such as for memory, arrays, etc.</w:t>
-            </w:r>
-          </w:p>
-          <w:p>
-            <w:pPr>
-              <w:numPr>
-                <w:ilvl w:val="0"/>
-                <w:numId w:val="9"/>
-              </w:numPr>
-              <w:ind w:firstLine="360"/>
-            </w:pPr>
-            <w:r>
-              <w:t>Include images you have AI create (cite that AI created)</w:t>
-            </w:r>
-          </w:p>
-          <w:p>
-            <w:pPr>
-              <w:numPr>
-                <w:ilvl w:val="0"/>
-                <w:numId w:val="9"/>
-              </w:numPr>
-              <w:ind w:firstLine="360"/>
-            </w:pPr>
-            <w:r>
-              <w:t>Include images from the Internet with the link</w:t>
-            </w:r>
-          </w:p>
-          <w:p>
-            <w:pPr>
-              <w:ind w:left="0"/>
-              <w:rPr>
-                <w:b/>
-                <w:bCs/>
-                <w:shd w:val="clear" w:color="auto" w:fill="F4CCCC"/>
-              </w:rPr>
-            </w:pPr>
-            <w:r>
-              <w:rPr>
-                <w:b/>
-                <w:bCs/>
-                <w:shd w:val="clear" w:color="auto" w:fill="F4CCCC"/>
-              </w:rPr>
-              <w:t>DON’T use my slides as your image and explanations</w:t>
-            </w:r>
-          </w:p>
-        </w:tc>
-      </w:tr>
-      <w:tr>
-        <w:tc>
-          <w:tcPr>
-            <w:tcW w:w="8370" w:type="dxa"/>
-            <w:tcBorders>
-              <w:top w:val="single" w:sz="8" w:space="0" w:color="D9EAD3"/>
-            </w:tcBorders>
-            <w:tcMar>
-              <w:top w:w="100" w:type="dxa"/>
-              <w:left w:w="100" w:type="dxa"/>
-              <w:bottom w:w="100" w:type="dxa"/>
-              <w:right w:w="100" w:type="dxa"/>
-            </w:tcMar>
-          </w:tcPr>
-          <w:p>
-            <w:pPr>
-              <w:spacing w:line="240" w:lineRule="auto"/>
-              <w:ind w:left="0"/>
-              <w:rPr>
-                <w:shd w:val="clear" w:color="auto" w:fill="D9EAD3"/>
-              </w:rPr>
-            </w:pPr>
-            <w:r>
-              <w:rPr>
-                <w:shd w:val="clear" w:color="auto" w:fill="D9EAD3"/>
-              </w:rPr>
-              <w:t>DO Include Resources that give steps or help explain concepts</w:t>
-            </w:r>
-          </w:p>
-          <w:p>
-            <w:pPr>
-              <w:numPr>
-                <w:ilvl w:val="0"/>
-                <w:numId w:val="6"/>
-              </w:numPr>
-              <w:spacing w:line="240" w:lineRule="auto"/>
-              <w:ind w:firstLine="360"/>
-              <w:rPr>
-                <w:shd w:val="clear" w:color="auto" w:fill="D9EAD3"/>
-              </w:rPr>
-            </w:pPr>
-            <w:r>
-              <w:rPr>
-                <w:shd w:val="clear" w:color="auto" w:fill="D9EAD3"/>
-              </w:rPr>
-              <w:t xml:space="preserve">You can include resources given in the lecture or find your own but </w:t>
-            </w:r>
-          </w:p>
-          <w:p>
-            <w:pPr>
-              <w:numPr>
-                <w:ilvl w:val="1"/>
-                <w:numId w:val="6"/>
-              </w:numPr>
-              <w:spacing w:line="240" w:lineRule="auto"/>
-              <w:rPr>
-                <w:shd w:val="clear" w:color="auto" w:fill="D9EAD3"/>
-              </w:rPr>
-            </w:pPr>
-            <w:r>
-              <w:rPr>
-                <w:shd w:val="clear" w:color="auto" w:fill="D9EAD3"/>
-              </w:rPr>
-              <w:t>Include website link with summary</w:t>
-            </w:r>
-          </w:p>
-          <w:p>
-            <w:pPr>
-              <w:numPr>
-                <w:ilvl w:val="1"/>
-                <w:numId w:val="6"/>
-              </w:numPr>
-              <w:spacing w:line="240" w:lineRule="auto"/>
-              <w:rPr>
-                <w:shd w:val="clear" w:color="auto" w:fill="D9EAD3"/>
-              </w:rPr>
-            </w:pPr>
-            <w:r>
-              <w:rPr>
-                <w:shd w:val="clear" w:color="auto" w:fill="D9EAD3"/>
-              </w:rPr>
-              <w:t>Include links to videos with summary of content</w:t>
-            </w:r>
-          </w:p>
-          <w:p>
-            <w:pPr>
-              <w:ind w:left="0"/>
-              <w:rPr>
-                <w:shd w:val="clear" w:color="auto" w:fill="D9EAD3"/>
-              </w:rPr>
-            </w:pPr>
-            <w:r>
-              <w:rPr>
-                <w:b/>
-                <w:bCs/>
-                <w:shd w:val="clear" w:color="auto" w:fill="F4CCCC"/>
-              </w:rPr>
-              <w:t xml:space="preserve">DON’t </w:t>
-            </w:r>
-            <w:r>
-              <w:rPr>
-                <w:shd w:val="clear" w:color="auto" w:fill="F4CCCC"/>
-              </w:rPr>
-              <w:t xml:space="preserve"> use AI to create your technical documentation. </w:t>
-            </w:r>
-          </w:p>
-        </w:tc>
-      </w:tr>
-    </w:tbl>
-    <w:p/>
-    <w:p>
-      <w:pPr>
-        <w:pStyle w:val="Heading2"/>
-      </w:pPr>
-      <w:bookmarkStart w:id="2" w:name="_heading=h.3b97lrfie3od" w:colFirst="0" w:colLast="0"/>
+        <w:lastRenderedPageBreak/>
+        <w:t>SD01  Software Development and Tools</w:t>
+      </w:r>
       <w:bookmarkEnd w:id="2"/>
       <w:r>
-        <w:t>General Resources</w:t>
-      </w:r>
-    </w:p>
-    <w:p>
-      <w:pPr>
-        <w:numPr>
-          <w:ilvl w:val="0"/>
-          <w:numId w:val="11"/>
-        </w:numPr>
-      </w:pPr>
-      <w:r>
-        <w:t>Your first source should always be your course lecture slides and documents or links to information in the lectures</w:t>
-      </w:r>
-    </w:p>
-    <w:p>
-      <w:pPr>
-        <w:numPr>
-          <w:ilvl w:val="1"/>
-          <w:numId w:val="11"/>
-        </w:numPr>
-      </w:pPr>
-      <w:hyperlink r:id="rId9">
-        <w:r>
-          <w:rPr>
-            <w:color w:val="1155CC"/>
-            <w:u w:val="single"/>
-          </w:rPr>
-          <w:t>F26_CS1050_Student_Course_Resources</w:t>
-        </w:r>
-      </w:hyperlink>
-    </w:p>
-    <w:p>
-      <w:pPr>
-        <w:numPr>
-          <w:ilvl w:val="1"/>
-          <w:numId w:val="11"/>
-        </w:numPr>
-      </w:pPr>
-      <w:hyperlink r:id="rId10">
-        <w:r>
-          <w:rPr>
-            <w:color w:val="1155CC"/>
-            <w:u w:val="single"/>
-          </w:rPr>
-          <w:t xml:space="preserve">Java Environment Setup </w:t>
-        </w:r>
-      </w:hyperlink>
-      <w:r>
-        <w:t xml:space="preserve">   </w:t>
-      </w:r>
-    </w:p>
-    <w:p>
-      <w:pPr>
-        <w:numPr>
-          <w:ilvl w:val="1"/>
-          <w:numId w:val="11"/>
-        </w:numPr>
-      </w:pPr>
-      <w:hyperlink r:id="rId11">
-        <w:r>
-          <w:rPr>
-            <w:color w:val="1155CC"/>
-            <w:u w:val="single"/>
-          </w:rPr>
-          <w:t>Introduction to Programming with Java</w:t>
-        </w:r>
-      </w:hyperlink>
-      <w:r>
-        <w:t xml:space="preserve"> - use the sections shared with you to practice ideas from the lecture. </w:t>
-      </w:r>
-    </w:p>
-    <w:p>
-      <w:pPr>
-        <w:numPr>
-          <w:ilvl w:val="0"/>
-          <w:numId w:val="11"/>
-        </w:numPr>
-      </w:pPr>
-      <w:r>
-        <w:t>Next resource is to see Deb or learning assistance during office hours</w:t>
-      </w:r>
-    </w:p>
-    <w:p>
-      <w:pPr>
-        <w:numPr>
-          <w:ilvl w:val="0"/>
-          <w:numId w:val="11"/>
-        </w:numPr>
-      </w:pPr>
-      <w:r>
-        <w:t>If you're unsure whether a source is trustworthy, ask your instructor first. ⚠️ Avoid These Sources</w:t>
-      </w:r>
-    </w:p>
-    <w:p>
-      <w:pPr>
-        <w:numPr>
-          <w:ilvl w:val="0"/>
-          <w:numId w:val="10"/>
-        </w:numPr>
-      </w:pPr>
-      <w:r>
-        <w:t xml:space="preserve">TPointTech </w:t>
-      </w:r>
-      <w:hyperlink r:id="rId12">
-        <w:r>
-          <w:rPr>
-            <w:color w:val="1155CC"/>
-            <w:u w:val="single"/>
-          </w:rPr>
-          <w:t>https://www.tpointtech.com/</w:t>
-        </w:r>
-      </w:hyperlink>
-      <w:r>
         <w:t xml:space="preserve"> </w:t>
       </w:r>
     </w:p>
     <w:p>
       <w:pPr>
-        <w:numPr>
-          <w:ilvl w:val="0"/>
-          <w:numId w:val="10"/>
-        </w:numPr>
-      </w:pPr>
-      <w:r>
-        <w:t>W3Schools – Java, syntax, data types, etc.:</w:t>
-      </w:r>
-      <w:r>
-        <w:br/>
-      </w:r>
-      <w:hyperlink r:id="rId13">
-        <w:r>
-          <w:rPr>
-            <w:color w:val="1155CC"/>
-            <w:u w:val="single"/>
-          </w:rPr>
-          <w:t>https://www.w3schools.com/java/</w:t>
-        </w:r>
-      </w:hyperlink>
-      <w:r>
-        <w:t xml:space="preserve"> </w:t>
-      </w:r>
-    </w:p>
-    <w:p>
-      <w:pPr>
-        <w:numPr>
-          <w:ilvl w:val="0"/>
-          <w:numId w:val="10"/>
-        </w:numPr>
-      </w:pPr>
-      <w:r>
-        <w:t>Sites without a known author or date</w:t>
-      </w:r>
-    </w:p>
-    <w:p>
-      <w:pPr>
-        <w:numPr>
-          <w:ilvl w:val="0"/>
-          <w:numId w:val="10"/>
-        </w:numPr>
-      </w:pPr>
-      <w:r>
-        <w:t>AI-generated blogs that do not cite documentation</w:t>
-      </w:r>
-    </w:p>
-    <w:p>
-      <w:pPr>
-        <w:numPr>
-          <w:ilvl w:val="0"/>
-          <w:numId w:val="10"/>
-        </w:numPr>
-      </w:pPr>
-      <w:r>
-        <w:t xml:space="preserve">Use of AI should be last as it will probably give you information you haven’t learned or understand. It is expected you will be documenting concepts from class and book using your code examples. </w:t>
-      </w:r>
-    </w:p>
-    <w:p/>
-    <w:p>
-      <w:r>
-        <w:t>Other Tools you should use:</w:t>
-      </w:r>
-    </w:p>
-    <w:p>
-      <w:pPr>
-        <w:numPr>
-          <w:ilvl w:val="0"/>
-          <w:numId w:val="8"/>
-        </w:numPr>
-      </w:pPr>
-      <w:r>
-        <w:t>Eclipse</w:t>
-      </w:r>
-    </w:p>
-    <w:p>
-      <w:pPr>
-        <w:numPr>
-          <w:ilvl w:val="0"/>
-          <w:numId w:val="8"/>
-        </w:numPr>
-      </w:pPr>
-      <w:hyperlink r:id="rId14" w:anchor="mode=edit">
-        <w:r>
-          <w:rPr>
-            <w:color w:val="1155CC"/>
-            <w:u w:val="single"/>
-          </w:rPr>
-          <w:t xml:space="preserve">Visualize Java Code </w:t>
-        </w:r>
-      </w:hyperlink>
-      <w:r>
-        <w:t>- used to step through code and edit code</w:t>
-      </w:r>
-    </w:p>
-    <w:p>
-      <w:pPr>
-        <w:ind w:left="0"/>
-      </w:pPr>
-    </w:p>
-    <w:p/>
-    <w:p>
-      <w:pPr>
-        <w:ind w:left="0"/>
-      </w:pPr>
-    </w:p>
-    <w:p>
-      <w:pPr>
-        <w:pStyle w:val="Heading1"/>
-      </w:pPr>
-      <w:bookmarkStart w:id="3" w:name="_heading=h.6qdrigl9njle" w:colFirst="0" w:colLast="0"/>
+        <w:pStyle w:val="Heading3"/>
+      </w:pPr>
+      <w:bookmarkStart w:id="3" w:name="_Toc221011806"/>
+      <w:r>
+        <w:t>Version Control</w:t>
+      </w:r>
       <w:bookmarkEnd w:id="3"/>
-      <w:r>
-        <w:t xml:space="preserve">SD01  Software Development and Tools </w:t>
-      </w:r>
-    </w:p>
-    <w:p/>
-    <w:p>
-      <w:pPr>
-        <w:pStyle w:val="Heading3"/>
-      </w:pPr>
-      <w:bookmarkStart w:id="4" w:name="_heading=h.3xtbah4k2xqe" w:colFirst="0" w:colLast="0"/>
-      <w:bookmarkEnd w:id="4"/>
-      <w:r>
-        <w:t>Version Control</w:t>
-      </w:r>
     </w:p>
     <w:p>
       <w:pPr>
@@ -1364,12 +828,26 @@
     </w:p>
     <w:p>
       <w:pPr>
+        <w:numPr>
+          <w:ilvl w:val="0"/>
+          <w:numId w:val="12"/>
+        </w:numPr>
+      </w:pPr>
+      <w:r>
+        <w:t>Do not forget to push once you make updates to code and/or documents! This makes sure you do not lose your work.</w:t>
+      </w:r>
+    </w:p>
+    <w:p>
+      <w:pPr>
         <w:pStyle w:val="Heading3"/>
       </w:pPr>
-      <w:bookmarkStart w:id="5" w:name="_heading=h.ndhj3x53ig1i" w:colFirst="0" w:colLast="0"/>
-      <w:bookmarkEnd w:id="5"/>
-      <w:r>
-        <w:t xml:space="preserve">IDE and Debugging </w:t>
+      <w:bookmarkStart w:id="4" w:name="_Toc221011807"/>
+      <w:r>
+        <w:t>IDE and Debugging</w:t>
+      </w:r>
+      <w:bookmarkEnd w:id="4"/>
+      <w:r>
+        <w:t xml:space="preserve"> </w:t>
       </w:r>
     </w:p>
     <w:p>
@@ -1381,6 +859,17 @@
       </w:pPr>
       <w:r>
         <w:t>Write and debug programs in IDE (Eclipse)</w:t>
+      </w:r>
+    </w:p>
+    <w:p>
+      <w:pPr>
+        <w:numPr>
+          <w:ilvl w:val="0"/>
+          <w:numId w:val="4"/>
+        </w:numPr>
+      </w:pPr>
+      <w:r>
+        <w:t>Select bug icon to begin debugging session. If applicable, when you hover on lines of code it can explain certain methods to you.</w:t>
       </w:r>
     </w:p>
     <w:p>
@@ -1392,11 +881,11 @@
           <w:tab w:val="left" w:pos="1620"/>
         </w:tabs>
       </w:pPr>
-      <w:bookmarkStart w:id="6" w:name="_heading=h.75vgrhfbs015" w:colFirst="0" w:colLast="0"/>
-      <w:bookmarkEnd w:id="6"/>
+      <w:bookmarkStart w:id="5" w:name="_Toc221011808"/>
       <w:r>
         <w:t>Analyze  requirements</w:t>
       </w:r>
+      <w:bookmarkEnd w:id="5"/>
     </w:p>
     <w:p>
       <w:pPr>
@@ -1419,11 +908,11 @@
           <w:tab w:val="left" w:pos="1620"/>
         </w:tabs>
       </w:pPr>
-      <w:bookmarkStart w:id="7" w:name="_heading=h.vf5kebafj1h6" w:colFirst="0" w:colLast="0"/>
-      <w:bookmarkEnd w:id="7"/>
+      <w:bookmarkStart w:id="6" w:name="_Toc221011809"/>
       <w:r>
         <w:t>Design and Testing Plan</w:t>
       </w:r>
+      <w:bookmarkEnd w:id="6"/>
     </w:p>
     <w:p>
       <w:pPr>
@@ -1472,11 +961,11 @@
           <w:tab w:val="left" w:pos="1620"/>
         </w:tabs>
       </w:pPr>
-      <w:bookmarkStart w:id="8" w:name="_heading=h.m8c8zsw3l4mf" w:colFirst="0" w:colLast="0"/>
-      <w:bookmarkEnd w:id="8"/>
+      <w:bookmarkStart w:id="7" w:name="_Toc221011810"/>
       <w:r>
         <w:t>Implement Quality Documented Code</w:t>
       </w:r>
+      <w:bookmarkEnd w:id="7"/>
     </w:p>
     <w:p>
       <w:pPr>
@@ -1551,31 +1040,29 @@
       <w:pPr>
         <w:pStyle w:val="Heading1"/>
       </w:pPr>
-      <w:bookmarkStart w:id="9" w:name="_heading=h.15i9ilwm79bx" w:colFirst="0" w:colLast="0"/>
-      <w:bookmarkEnd w:id="9"/>
-      <w:r>
+      <w:bookmarkStart w:id="8" w:name="_Toc221011811"/>
+      <w:r>
+        <w:lastRenderedPageBreak/>
         <w:t xml:space="preserve">Module 1: Programming Fundamentals and </w:t>
       </w:r>
-      <w:commentRangeStart w:id="10"/>
+      <w:commentRangeStart w:id="9"/>
       <w:r>
         <w:t>Tools</w:t>
       </w:r>
-      <w:commentRangeEnd w:id="10"/>
+      <w:bookmarkEnd w:id="8"/>
+      <w:commentRangeEnd w:id="9"/>
       <w:r>
         <w:rPr>
           <w:rStyle w:val="CommentReference"/>
           <w:sz w:val="40"/>
           <w:szCs w:val="40"/>
         </w:rPr>
-        <w:commentReference w:id="10"/>
-      </w:r>
-    </w:p>
-    <w:p>
-      <w:pPr>
-        <w:pStyle w:val="Heading3"/>
-      </w:pPr>
-      <w:r>
-        <w:t xml:space="preserve">Note: only work on </w:t>
+        <w:commentReference w:id="9"/>
+      </w:r>
+    </w:p>
+    <w:p>
+      <w:r>
+        <w:t xml:space="preserve">Note: </w:t>
       </w:r>
       <w:r>
         <w:rPr>
@@ -1584,22 +1071,42 @@
         <w:t xml:space="preserve">highlighted </w:t>
       </w:r>
       <w:r>
-        <w:t>sections to follow</w:t>
+        <w:t>sections follow</w:t>
       </w:r>
       <w:r>
         <w:t xml:space="preserve"> class schedule.</w:t>
       </w:r>
-    </w:p>
-    <w:p>
-      <w:pPr>
-        <w:pStyle w:val="Heading3"/>
-      </w:pPr>
+      <w:r>
+        <w:t xml:space="preserve"> Avoid working ahead too far to prevent confusion : )</w:t>
+      </w:r>
+    </w:p>
+    <w:p>
+      <w:r>
+        <w:t xml:space="preserve">Note: </w:t>
+      </w:r>
+      <w:r>
+        <w:rPr>
+          <w:highlight w:val="cyan"/>
+        </w:rPr>
+        <w:t>action items highlighted in blue</w:t>
+      </w:r>
+      <w:r>
+        <w:t xml:space="preserve">, complete during </w:t>
+      </w:r>
+      <w:r>
+        <w:t xml:space="preserve">afternoon </w:t>
+      </w:r>
+      <w:r>
+        <w:t>study session on 2/03/26</w:t>
+      </w:r>
+    </w:p>
+    <w:p>
       <w:r>
         <w:t xml:space="preserve">Helpful Module 1 Documents </w:t>
       </w:r>
     </w:p>
     <w:p>
-      <w:hyperlink r:id="rId19" w:history="1">
+      <w:hyperlink r:id="rId12" w:history="1">
         <w:r>
           <w:rPr>
             <w:rStyle w:val="Hyperlink"/>
@@ -1610,19 +1117,51 @@
     </w:p>
     <w:p>
       <w:r>
-        <w:t xml:space="preserve"> </w:t>
+        <w:fldChar w:fldCharType="begin"/>
+      </w:r>
+      <w:r>
+        <w:instrText>HYPERLINK "</w:instrText>
+      </w:r>
+      <w:r>
+        <w:instrText>https://runestone.academy/ns/books/published/csjava/Unit1-Getting-Started/topic-1-2-java-intro.html#first-java-program</w:instrText>
+      </w:r>
+      <w:r>
+        <w:instrText>"</w:instrText>
+      </w:r>
+      <w:r>
+        <w:fldChar w:fldCharType="separate"/>
+      </w:r>
+      <w:r>
+        <w:rPr>
+          <w:rStyle w:val="Hyperlink"/>
+        </w:rPr>
+        <w:t>https://runestone.academy/ns/books/published/csjava/Unit1-Getting-Started/topic-1-2-java-intro.html#first-java-program</w:t>
+      </w:r>
+      <w:r>
+        <w:fldChar w:fldCharType="end"/>
+      </w:r>
+      <w:r>
+        <w:t xml:space="preserve"> (1.2-1.4 assigned this week, review and </w:t>
+      </w:r>
+      <w:r>
+        <w:rPr>
+          <w:highlight w:val="cyan"/>
+        </w:rPr>
+        <w:t>include exercises in document)</w:t>
       </w:r>
     </w:p>
     <w:p>
       <w:pPr>
         <w:pStyle w:val="Heading3"/>
       </w:pPr>
+      <w:bookmarkStart w:id="10" w:name="_Toc221011812"/>
       <w:r>
         <w:rPr>
           <w:highlight w:val="yellow"/>
         </w:rPr>
         <w:t>Declaring, Initializing, and Assigning Variables</w:t>
       </w:r>
+      <w:bookmarkEnd w:id="10"/>
       <w:r>
         <w:t xml:space="preserve"> </w:t>
       </w:r>
@@ -1639,6 +1178,48 @@
         <w:t>: defined in coding as a value that can change or “vary” depending on its application.</w:t>
       </w:r>
     </w:p>
+    <w:p>
+      <w:pPr>
+        <w:rPr>
+          <w:b/>
+          <w:bCs/>
+          <w:u w:val="single"/>
+        </w:rPr>
+      </w:pPr>
+      <w:r>
+        <w:rPr>
+          <w:b/>
+          <w:bCs/>
+          <w:u w:val="single"/>
+        </w:rPr>
+        <w:t xml:space="preserve">Types of variables </w:t>
+      </w:r>
+    </w:p>
+    <w:p>
+      <w:r>
+        <w:rPr>
+          <w:b/>
+          <w:bCs/>
+        </w:rPr>
+        <w:t>Primitive variables</w:t>
+      </w:r>
+      <w:r>
+        <w:t>- hold primitive data types (int, double…)</w:t>
+      </w:r>
+    </w:p>
+    <w:p>
+      <w:r>
+        <w:rPr>
+          <w:b/>
+          <w:bCs/>
+        </w:rPr>
+        <w:t>Object variables</w:t>
+      </w:r>
+      <w:r>
+        <w:t>- hold variables in reference to an object of a class (reference ex: a tracking number)</w:t>
+      </w:r>
+    </w:p>
+    <w:p/>
     <w:p>
       <w:pPr>
         <w:rPr>
@@ -1688,6 +1269,7 @@
     </w:p>
     <w:p>
       <w:commentRangeStart w:id="12"/>
+      <w:commentRangeStart w:id="13"/>
       <w:r>
         <w:rPr>
           <w:b/>
@@ -1707,13 +1289,484 @@
         </w:rPr>
         <w:commentReference w:id="12"/>
       </w:r>
+      <w:commentRangeEnd w:id="13"/>
+      <w:r>
+        <w:rPr>
+          <w:rStyle w:val="CommentReference"/>
+          <w:sz w:val="22"/>
+          <w:szCs w:val="22"/>
+        </w:rPr>
+        <w:commentReference w:id="13"/>
+      </w:r>
       <w:r>
         <w:t>put aside a certain amount of memory for a variable.</w:t>
       </w:r>
     </w:p>
+    <w:p>
+      <w:pPr>
+        <w:rPr>
+          <w:b/>
+          <w:bCs/>
+        </w:rPr>
+      </w:pPr>
+      <w:r>
+        <w:rPr>
+          <w:b/>
+          <w:bCs/>
+        </w:rPr>
+        <w:t xml:space="preserve">These are </w:t>
+      </w:r>
+      <w:r>
+        <w:rPr>
+          <w:b/>
+          <w:bCs/>
+        </w:rPr>
+        <w:t>the data</w:t>
+      </w:r>
+      <w:r>
+        <w:rPr>
+          <w:b/>
+          <w:bCs/>
+        </w:rPr>
+        <w:t xml:space="preserve"> </w:t>
+      </w:r>
+      <w:r>
+        <w:rPr>
+          <w:b/>
+          <w:bCs/>
+        </w:rPr>
+        <w:t xml:space="preserve">types </w:t>
+      </w:r>
+      <w:r>
+        <w:rPr>
+          <w:b/>
+          <w:bCs/>
+        </w:rPr>
+        <w:t>you will use most often in class</w:t>
+      </w:r>
+    </w:p>
     <w:p/>
-    <w:p>
-      <w:pPr>
+    <w:tbl>
+      <w:tblPr>
+        <w:tblStyle w:val="TableGrid"/>
+        <w:tblW w:w="0" w:type="auto"/>
+        <w:tblInd w:w="720" w:type="dxa"/>
+        <w:tblLook w:val="04A0" w:firstRow="1" w:lastRow="0" w:firstColumn="1" w:lastColumn="0" w:noHBand="0" w:noVBand="1"/>
+      </w:tblPr>
+      <w:tblGrid>
+        <w:gridCol w:w="2157"/>
+        <w:gridCol w:w="2189"/>
+        <w:gridCol w:w="2118"/>
+        <w:gridCol w:w="2166"/>
+      </w:tblGrid>
+      <w:tr>
+        <w:tc>
+          <w:tcPr>
+            <w:tcW w:w="2337" w:type="dxa"/>
+          </w:tcPr>
+          <w:p>
+            <w:pPr>
+              <w:ind w:left="0"/>
+              <w:rPr>
+                <w:b/>
+                <w:bCs/>
+              </w:rPr>
+            </w:pPr>
+            <w:r>
+              <w:rPr>
+                <w:b/>
+                <w:bCs/>
+              </w:rPr>
+              <w:t>Data Type</w:t>
+            </w:r>
+          </w:p>
+        </w:tc>
+        <w:tc>
+          <w:tcPr>
+            <w:tcW w:w="2337" w:type="dxa"/>
+          </w:tcPr>
+          <w:p>
+            <w:pPr>
+              <w:ind w:left="0"/>
+              <w:rPr>
+                <w:b/>
+                <w:bCs/>
+              </w:rPr>
+            </w:pPr>
+            <w:r>
+              <w:rPr>
+                <w:b/>
+                <w:bCs/>
+              </w:rPr>
+              <w:t>Definition</w:t>
+            </w:r>
+          </w:p>
+        </w:tc>
+        <w:tc>
+          <w:tcPr>
+            <w:tcW w:w="2338" w:type="dxa"/>
+          </w:tcPr>
+          <w:p>
+            <w:pPr>
+              <w:ind w:left="0"/>
+              <w:rPr>
+                <w:b/>
+                <w:bCs/>
+              </w:rPr>
+            </w:pPr>
+            <w:r>
+              <w:rPr>
+                <w:b/>
+                <w:bCs/>
+              </w:rPr>
+              <w:t>Size</w:t>
+            </w:r>
+          </w:p>
+        </w:tc>
+        <w:tc>
+          <w:tcPr>
+            <w:tcW w:w="2338" w:type="dxa"/>
+          </w:tcPr>
+          <w:p>
+            <w:pPr>
+              <w:ind w:left="0"/>
+              <w:rPr>
+                <w:b/>
+                <w:bCs/>
+              </w:rPr>
+            </w:pPr>
+            <w:r>
+              <w:rPr>
+                <w:b/>
+                <w:bCs/>
+              </w:rPr>
+              <w:t>Example</w:t>
+            </w:r>
+          </w:p>
+        </w:tc>
+      </w:tr>
+      <w:tr>
+        <w:tc>
+          <w:tcPr>
+            <w:tcW w:w="2337" w:type="dxa"/>
+          </w:tcPr>
+          <w:p>
+            <w:pPr>
+              <w:ind w:left="0"/>
+              <w:rPr>
+                <w:b/>
+                <w:bCs/>
+              </w:rPr>
+            </w:pPr>
+            <w:r>
+              <w:rPr>
+                <w:b/>
+                <w:bCs/>
+              </w:rPr>
+              <w:t>byte</w:t>
+            </w:r>
+          </w:p>
+        </w:tc>
+        <w:tc>
+          <w:tcPr>
+            <w:tcW w:w="2337" w:type="dxa"/>
+          </w:tcPr>
+          <w:p>
+            <w:pPr>
+              <w:ind w:left="0"/>
+            </w:pPr>
+            <w:r>
+              <w:t>Smallest type of integer</w:t>
+            </w:r>
+          </w:p>
+        </w:tc>
+        <w:tc>
+          <w:tcPr>
+            <w:tcW w:w="2338" w:type="dxa"/>
+          </w:tcPr>
+          <w:p>
+            <w:pPr>
+              <w:ind w:left="0"/>
+            </w:pPr>
+            <w:r>
+              <w:t>1 byte (8 bit)</w:t>
+            </w:r>
+          </w:p>
+        </w:tc>
+        <w:tc>
+          <w:tcPr>
+            <w:tcW w:w="2338" w:type="dxa"/>
+          </w:tcPr>
+          <w:p>
+            <w:pPr>
+              <w:ind w:left="0"/>
+            </w:pPr>
+            <w:r>
+              <w:t>byte grade = 8;</w:t>
+            </w:r>
+          </w:p>
+        </w:tc>
+      </w:tr>
+      <w:tr>
+        <w:tc>
+          <w:tcPr>
+            <w:tcW w:w="2337" w:type="dxa"/>
+          </w:tcPr>
+          <w:p>
+            <w:pPr>
+              <w:ind w:left="0"/>
+              <w:rPr>
+                <w:b/>
+                <w:bCs/>
+              </w:rPr>
+            </w:pPr>
+            <w:r>
+              <w:rPr>
+                <w:b/>
+                <w:bCs/>
+              </w:rPr>
+              <w:t>int</w:t>
+            </w:r>
+          </w:p>
+        </w:tc>
+        <w:tc>
+          <w:tcPr>
+            <w:tcW w:w="2337" w:type="dxa"/>
+          </w:tcPr>
+          <w:p>
+            <w:pPr>
+              <w:ind w:left="0"/>
+            </w:pPr>
+            <w:r>
+              <w:t>Default integer</w:t>
+            </w:r>
+          </w:p>
+        </w:tc>
+        <w:tc>
+          <w:tcPr>
+            <w:tcW w:w="2338" w:type="dxa"/>
+          </w:tcPr>
+          <w:p>
+            <w:pPr>
+              <w:ind w:left="0"/>
+            </w:pPr>
+            <w:r>
+              <w:t>4 bytes</w:t>
+            </w:r>
+          </w:p>
+        </w:tc>
+        <w:tc>
+          <w:tcPr>
+            <w:tcW w:w="2338" w:type="dxa"/>
+          </w:tcPr>
+          <w:p>
+            <w:pPr>
+              <w:ind w:left="0"/>
+            </w:pPr>
+            <w:r>
+              <w:t>int total = 5230</w:t>
+            </w:r>
+          </w:p>
+        </w:tc>
+      </w:tr>
+      <w:tr>
+        <w:tc>
+          <w:tcPr>
+            <w:tcW w:w="2337" w:type="dxa"/>
+          </w:tcPr>
+          <w:p>
+            <w:pPr>
+              <w:ind w:left="0"/>
+              <w:rPr>
+                <w:b/>
+                <w:bCs/>
+              </w:rPr>
+            </w:pPr>
+            <w:r>
+              <w:rPr>
+                <w:b/>
+                <w:bCs/>
+              </w:rPr>
+              <w:t>double</w:t>
+            </w:r>
+          </w:p>
+        </w:tc>
+        <w:tc>
+          <w:tcPr>
+            <w:tcW w:w="2337" w:type="dxa"/>
+          </w:tcPr>
+          <w:p>
+            <w:pPr>
+              <w:ind w:left="0"/>
+            </w:pPr>
+            <w:r>
+              <w:t>Default for decimals</w:t>
+            </w:r>
+          </w:p>
+        </w:tc>
+        <w:tc>
+          <w:tcPr>
+            <w:tcW w:w="2338" w:type="dxa"/>
+          </w:tcPr>
+          <w:p>
+            <w:pPr>
+              <w:ind w:left="0"/>
+            </w:pPr>
+            <w:r>
+              <w:t>8 bytes</w:t>
+            </w:r>
+          </w:p>
+        </w:tc>
+        <w:tc>
+          <w:tcPr>
+            <w:tcW w:w="2338" w:type="dxa"/>
+          </w:tcPr>
+          <w:p>
+            <w:pPr>
+              <w:ind w:left="0"/>
+            </w:pPr>
+            <w:r>
+              <w:t>double  average = 4.59</w:t>
+            </w:r>
+          </w:p>
+        </w:tc>
+      </w:tr>
+      <w:tr>
+        <w:tc>
+          <w:tcPr>
+            <w:tcW w:w="2337" w:type="dxa"/>
+          </w:tcPr>
+          <w:p>
+            <w:pPr>
+              <w:ind w:left="0"/>
+              <w:rPr>
+                <w:b/>
+                <w:bCs/>
+              </w:rPr>
+            </w:pPr>
+            <w:r>
+              <w:rPr>
+                <w:b/>
+                <w:bCs/>
+              </w:rPr>
+              <w:t>char</w:t>
+            </w:r>
+          </w:p>
+        </w:tc>
+        <w:tc>
+          <w:tcPr>
+            <w:tcW w:w="2337" w:type="dxa"/>
+          </w:tcPr>
+          <w:p>
+            <w:pPr>
+              <w:ind w:left="0"/>
+            </w:pPr>
+            <w:r>
+              <w:t>A single character</w:t>
+            </w:r>
+          </w:p>
+        </w:tc>
+        <w:tc>
+          <w:tcPr>
+            <w:tcW w:w="2338" w:type="dxa"/>
+          </w:tcPr>
+          <w:p>
+            <w:pPr>
+              <w:ind w:left="0"/>
+            </w:pPr>
+            <w:r>
+              <w:t>2 bytes</w:t>
+            </w:r>
+          </w:p>
+        </w:tc>
+        <w:tc>
+          <w:tcPr>
+            <w:tcW w:w="2338" w:type="dxa"/>
+          </w:tcPr>
+          <w:p>
+            <w:pPr>
+              <w:ind w:left="0"/>
+            </w:pPr>
+            <w:r>
+              <w:t>char letter = z</w:t>
+            </w:r>
+          </w:p>
+        </w:tc>
+      </w:tr>
+      <w:tr>
+        <w:tc>
+          <w:tcPr>
+            <w:tcW w:w="2337" w:type="dxa"/>
+          </w:tcPr>
+          <w:p>
+            <w:pPr>
+              <w:ind w:left="0"/>
+              <w:rPr>
+                <w:b/>
+                <w:bCs/>
+              </w:rPr>
+            </w:pPr>
+            <w:r>
+              <w:rPr>
+                <w:b/>
+                <w:bCs/>
+              </w:rPr>
+              <w:t>boolean</w:t>
+            </w:r>
+          </w:p>
+        </w:tc>
+        <w:tc>
+          <w:tcPr>
+            <w:tcW w:w="2337" w:type="dxa"/>
+          </w:tcPr>
+          <w:p>
+            <w:pPr>
+              <w:ind w:left="0"/>
+            </w:pPr>
+            <w:r>
+              <w:t>True or false statement</w:t>
+            </w:r>
+          </w:p>
+        </w:tc>
+        <w:tc>
+          <w:tcPr>
+            <w:tcW w:w="2338" w:type="dxa"/>
+          </w:tcPr>
+          <w:p>
+            <w:pPr>
+              <w:ind w:left="0"/>
+            </w:pPr>
+            <w:r>
+              <w:t>1 bit (1 byte)</w:t>
+            </w:r>
+          </w:p>
+        </w:tc>
+        <w:tc>
+          <w:tcPr>
+            <w:tcW w:w="2338" w:type="dxa"/>
+          </w:tcPr>
+          <w:p>
+            <w:pPr>
+              <w:ind w:left="0"/>
+            </w:pPr>
+            <w:r>
+              <w:t>boolean passed= false</w:t>
+            </w:r>
+          </w:p>
+        </w:tc>
+      </w:tr>
+    </w:tbl>
+    <w:p>
+      <w:pPr>
+        <w:ind w:left="0"/>
+      </w:pPr>
+      <w:r>
+        <w:tab/>
+      </w:r>
+    </w:p>
+    <w:p>
+      <w:pPr>
+        <w:ind w:left="0"/>
         <w:rPr>
           <w:b/>
           <w:bCs/>
@@ -1721,12 +1774,49 @@
         </w:rPr>
       </w:pPr>
       <w:r>
+        <w:tab/>
+      </w:r>
+      <w:r>
         <w:rPr>
           <w:b/>
           <w:bCs/>
           <w:u w:val="single"/>
         </w:rPr>
-        <w:t xml:space="preserve">Initializing variables </w:t>
+        <w:t xml:space="preserve">Variable Naming Types </w:t>
+      </w:r>
+    </w:p>
+    <w:p>
+      <w:pPr>
+        <w:ind w:left="0"/>
+      </w:pPr>
+      <w:r>
+        <w:rPr>
+          <w:b/>
+          <w:bCs/>
+        </w:rPr>
+        <w:tab/>
+      </w:r>
+      <w:r>
+        <w:rPr>
+          <w:b/>
+          <w:bCs/>
+        </w:rPr>
+        <w:t>camelCase</w:t>
+      </w:r>
+      <w:r>
+        <w:t>- lowercase beginning, capitalize next words after.</w:t>
+      </w:r>
+    </w:p>
+    <w:p>
+      <w:pPr>
+        <w:pStyle w:val="ListParagraph"/>
+        <w:numPr>
+          <w:ilvl w:val="0"/>
+          <w:numId w:val="16"/>
+        </w:numPr>
+      </w:pPr>
+      <w:r>
+        <w:t>DO NOT- use 1-letter variables, refrain from 1-word variables</w:t>
       </w:r>
     </w:p>
     <w:p/>
@@ -1744,19 +1834,376 @@
           <w:bCs/>
           <w:u w:val="single"/>
         </w:rPr>
+        <w:t xml:space="preserve">Initializing variables </w:t>
+      </w:r>
+    </w:p>
+    <w:p>
+      <w:pPr>
+        <w:pStyle w:val="ListParagraph"/>
+        <w:numPr>
+          <w:ilvl w:val="0"/>
+          <w:numId w:val="16"/>
+        </w:numPr>
+      </w:pPr>
+      <w:r>
+        <w:lastRenderedPageBreak/>
+        <w:t>Initialize a variable by assigning it a value, this value remains stored in the memory defined by guess</w:t>
+      </w:r>
+    </w:p>
+    <w:p>
+      <w:pPr>
+        <w:rPr>
+          <w:rFonts w:ascii="Menlo" w:hAnsi="Menlo" w:cs="Menlo"/>
+          <w:color w:val="E6E6FA"/>
+          <w:shd w:val="clear" w:color="auto" w:fill="1E1F22"/>
+        </w:rPr>
+      </w:pPr>
+      <w:r>
+        <w:t xml:space="preserve">EX: </w:t>
+      </w:r>
+      <w:r>
+        <w:rPr>
+          <w:rFonts w:ascii="Menlo" w:hAnsi="Menlo" w:cs="Menlo"/>
+          <w:color w:val="CC6C1D"/>
+          <w:shd w:val="clear" w:color="auto" w:fill="1E1F22"/>
+        </w:rPr>
+        <w:t>int</w:t>
+      </w:r>
+      <w:r>
+        <w:rPr>
+          <w:rFonts w:ascii="Menlo" w:hAnsi="Menlo" w:cs="Menlo"/>
+          <w:color w:val="D9E8F7"/>
+          <w:shd w:val="clear" w:color="auto" w:fill="1E1F22"/>
+        </w:rPr>
+        <w:t xml:space="preserve"> </w:t>
+      </w:r>
+      <w:r>
+        <w:rPr>
+          <w:rFonts w:ascii="Menlo" w:hAnsi="Menlo" w:cs="Menlo"/>
+          <w:color w:val="F2F200"/>
+          <w:shd w:val="clear" w:color="auto" w:fill="1E1F22"/>
+        </w:rPr>
+        <w:t>guess</w:t>
+      </w:r>
+      <w:r>
+        <w:rPr>
+          <w:rFonts w:ascii="Menlo" w:hAnsi="Menlo" w:cs="Menlo"/>
+          <w:color w:val="D9E8F7"/>
+          <w:shd w:val="clear" w:color="auto" w:fill="1E1F22"/>
+        </w:rPr>
+        <w:t xml:space="preserve"> </w:t>
+      </w:r>
+      <w:r>
+        <w:rPr>
+          <w:rFonts w:ascii="Menlo" w:hAnsi="Menlo" w:cs="Menlo"/>
+          <w:color w:val="E6E6FA"/>
+          <w:shd w:val="clear" w:color="auto" w:fill="1E1F22"/>
+        </w:rPr>
+        <w:t>=</w:t>
+      </w:r>
+      <w:r>
+        <w:rPr>
+          <w:rFonts w:ascii="Menlo" w:hAnsi="Menlo" w:cs="Menlo"/>
+          <w:color w:val="D9E8F7"/>
+          <w:shd w:val="clear" w:color="auto" w:fill="1E1F22"/>
+        </w:rPr>
+        <w:t xml:space="preserve"> </w:t>
+      </w:r>
+      <w:r>
+        <w:rPr>
+          <w:rFonts w:ascii="Menlo" w:hAnsi="Menlo" w:cs="Menlo"/>
+          <w:color w:val="E6E6FA"/>
+          <w:shd w:val="clear" w:color="auto" w:fill="1E1F22"/>
+        </w:rPr>
+        <w:t>-</w:t>
+      </w:r>
+      <w:r>
+        <w:rPr>
+          <w:rFonts w:ascii="Menlo" w:hAnsi="Menlo" w:cs="Menlo"/>
+          <w:color w:val="6897BB"/>
+          <w:shd w:val="clear" w:color="auto" w:fill="1E1F22"/>
+        </w:rPr>
+        <w:t>1</w:t>
+      </w:r>
+      <w:r>
+        <w:rPr>
+          <w:rFonts w:ascii="Menlo" w:hAnsi="Menlo" w:cs="Menlo"/>
+          <w:color w:val="E6E6FA"/>
+          <w:shd w:val="clear" w:color="auto" w:fill="1E1F22"/>
+        </w:rPr>
+        <w:t>;</w:t>
+      </w:r>
+    </w:p>
+    <w:p/>
+    <w:p>
+      <w:pPr>
+        <w:rPr>
+          <w:b/>
+          <w:bCs/>
+          <w:u w:val="single"/>
+        </w:rPr>
+      </w:pPr>
+      <w:r>
+        <w:rPr>
+          <w:b/>
+          <w:bCs/>
+          <w:u w:val="single"/>
+        </w:rPr>
         <w:t xml:space="preserve">Assigning variables </w:t>
       </w:r>
     </w:p>
     <w:p>
       <w:pPr>
+        <w:pStyle w:val="ListParagraph"/>
+        <w:numPr>
+          <w:ilvl w:val="0"/>
+          <w:numId w:val="16"/>
+        </w:numPr>
+      </w:pPr>
+      <w:r>
+        <w:t>Assign a new value to a declared variable by your intended variable</w:t>
+      </w:r>
+    </w:p>
+    <w:p>
+      <w:r>
+        <w:t>EX:</w:t>
+      </w:r>
+      <w:r>
+        <w:rPr>
+          <w:rFonts w:ascii="Menlo" w:hAnsi="Menlo" w:cs="Menlo"/>
+          <w:color w:val="CC6C1D"/>
+          <w:shd w:val="clear" w:color="auto" w:fill="1E1F22"/>
+        </w:rPr>
+        <w:t xml:space="preserve"> </w:t>
+      </w:r>
+      <w:r>
+        <w:rPr>
+          <w:rFonts w:ascii="Menlo" w:hAnsi="Menlo" w:cs="Menlo"/>
+          <w:color w:val="CC6C1D"/>
+          <w:shd w:val="clear" w:color="auto" w:fill="1E1F22"/>
+        </w:rPr>
+        <w:t>int</w:t>
+      </w:r>
+      <w:r>
+        <w:rPr>
+          <w:rFonts w:ascii="Menlo" w:hAnsi="Menlo" w:cs="Menlo"/>
+          <w:color w:val="D9E8F7"/>
+          <w:shd w:val="clear" w:color="auto" w:fill="1E1F22"/>
+        </w:rPr>
+        <w:t xml:space="preserve"> </w:t>
+      </w:r>
+      <w:r>
+        <w:rPr>
+          <w:rFonts w:ascii="Menlo" w:hAnsi="Menlo" w:cs="Menlo"/>
+          <w:color w:val="F2F200"/>
+          <w:shd w:val="clear" w:color="auto" w:fill="1E1F22"/>
+        </w:rPr>
+        <w:t>guess</w:t>
+      </w:r>
+      <w:r>
+        <w:rPr>
+          <w:rFonts w:ascii="Menlo" w:hAnsi="Menlo" w:cs="Menlo"/>
+          <w:color w:val="D9E8F7"/>
+          <w:shd w:val="clear" w:color="auto" w:fill="1E1F22"/>
+        </w:rPr>
+        <w:t xml:space="preserve"> </w:t>
+      </w:r>
+      <w:r>
+        <w:rPr>
+          <w:rFonts w:ascii="Menlo" w:hAnsi="Menlo" w:cs="Menlo"/>
+          <w:color w:val="E6E6FA"/>
+          <w:shd w:val="clear" w:color="auto" w:fill="1E1F22"/>
+        </w:rPr>
+        <w:t>=</w:t>
+      </w:r>
+      <w:r>
+        <w:rPr>
+          <w:rFonts w:ascii="Menlo" w:hAnsi="Menlo" w:cs="Menlo"/>
+          <w:color w:val="D9E8F7"/>
+          <w:shd w:val="clear" w:color="auto" w:fill="1E1F22"/>
+        </w:rPr>
+        <w:t xml:space="preserve"> </w:t>
+      </w:r>
+      <w:r>
+        <w:rPr>
+          <w:rFonts w:ascii="Menlo" w:hAnsi="Menlo" w:cs="Menlo"/>
+          <w:color w:val="4F81BD" w:themeColor="accent1"/>
+          <w:shd w:val="clear" w:color="auto" w:fill="1E1F22"/>
+        </w:rPr>
+        <w:t>5</w:t>
+      </w:r>
+      <w:r>
+        <w:rPr>
+          <w:rFonts w:ascii="Menlo" w:hAnsi="Menlo" w:cs="Menlo"/>
+          <w:color w:val="E6E6FA"/>
+          <w:shd w:val="clear" w:color="auto" w:fill="1E1F22"/>
+        </w:rPr>
+        <w:t>;</w:t>
+      </w:r>
+    </w:p>
+    <w:p>
+      <w:pPr>
         <w:pStyle w:val="Heading3"/>
       </w:pPr>
+      <w:bookmarkStart w:id="14" w:name="_Toc221011813"/>
       <w:r>
         <w:rPr>
           <w:highlight w:val="yellow"/>
         </w:rPr>
-        <w:t>Compare Constants and Variables</w:t>
-      </w:r>
+        <w:t>C</w:t>
+      </w:r>
+      <w:r>
+        <w:rPr>
+          <w:highlight w:val="yellow"/>
+        </w:rPr>
+        <w:t>o</w:t>
+      </w:r>
+      <w:r>
+        <w:rPr>
+          <w:highlight w:val="yellow"/>
+        </w:rPr>
+        <w:t>mpare Constants and Variables</w:t>
+      </w:r>
+      <w:bookmarkEnd w:id="14"/>
+    </w:p>
+    <w:p>
+      <w:r>
+        <w:rPr>
+          <w:b/>
+          <w:bCs/>
+        </w:rPr>
+        <w:t>Constants</w:t>
+      </w:r>
+      <w:r>
+        <w:t xml:space="preserve">: its value is fixed and </w:t>
+      </w:r>
+      <w:r>
+        <w:rPr>
+          <w:b/>
+          <w:bCs/>
+        </w:rPr>
+        <w:t>cannot be changed</w:t>
+      </w:r>
+      <w:r>
+        <w:t xml:space="preserve"> while running your program.</w:t>
+      </w:r>
+    </w:p>
+    <w:p>
+      <w:r>
+        <w:rPr>
+          <w:b/>
+          <w:bCs/>
+        </w:rPr>
+        <w:t>Identifiers</w:t>
+      </w:r>
+      <w:r>
+        <w:t>:</w:t>
+      </w:r>
+      <w:r>
+        <w:t xml:space="preserve"> CAPITALIZED_TITLES</w:t>
+      </w:r>
+    </w:p>
+    <w:p>
+      <w:r>
+        <w:rPr>
+          <w:b/>
+          <w:bCs/>
+        </w:rPr>
+        <w:tab/>
+        <w:t xml:space="preserve">        </w:t>
+      </w:r>
+      <w:r>
+        <w:t xml:space="preserve">Declared using </w:t>
+      </w:r>
+      <w:r>
+        <w:rPr>
+          <w:b/>
+          <w:bCs/>
+        </w:rPr>
+        <w:t>final</w:t>
+      </w:r>
+    </w:p>
+    <w:p>
+      <w:r>
+        <w:rPr>
+          <w:b/>
+          <w:bCs/>
+        </w:rPr>
+        <w:t>Variables</w:t>
+      </w:r>
+      <w:r>
+        <w:t xml:space="preserve">: its value can </w:t>
+      </w:r>
+      <w:r>
+        <w:rPr>
+          <w:b/>
+          <w:bCs/>
+        </w:rPr>
+        <w:t>change</w:t>
+      </w:r>
+      <w:r>
+        <w:rPr>
+          <w:b/>
+          <w:bCs/>
+        </w:rPr>
+        <w:t xml:space="preserve"> </w:t>
+      </w:r>
+      <w:r>
+        <w:t>throughout the duration of your program.</w:t>
+      </w:r>
+    </w:p>
+    <w:p>
+      <w:r>
+        <w:rPr>
+          <w:b/>
+          <w:bCs/>
+        </w:rPr>
+        <w:t>Identifiers</w:t>
+      </w:r>
+      <w:r>
+        <w:t>:</w:t>
+      </w:r>
+      <w:r>
+        <w:t xml:space="preserve"> using camelCase</w:t>
+      </w:r>
+    </w:p>
+    <w:p>
+      <w:r>
+        <w:rPr>
+          <w:b/>
+          <w:bCs/>
+        </w:rPr>
+        <w:tab/>
+        <w:t xml:space="preserve">        </w:t>
+      </w:r>
+      <w:r>
+        <w:t>Declared using only data types (int, double…)</w:t>
+      </w:r>
+    </w:p>
+    <w:p/>
+    <w:p>
+      <w:r>
+        <w:t>(</w:t>
+      </w:r>
+      <w:r>
+        <w:rPr>
+          <w:highlight w:val="cyan"/>
+        </w:rPr>
+        <w:t>NOTE: include screenshot of in class lab here with comments mentioning variables)</w:t>
+      </w:r>
+    </w:p>
+    <w:p>
+      <w:pPr>
+        <w:pStyle w:val="Heading3"/>
+      </w:pPr>
+      <w:bookmarkStart w:id="15" w:name="_Toc221011814"/>
+      <w:r>
+        <w:rPr>
+          <w:highlight w:val="yellow"/>
+        </w:rPr>
+        <w:t>Order of Operations, Integer Division, and the Modulus Operator</w:t>
+      </w:r>
+      <w:bookmarkEnd w:id="15"/>
     </w:p>
     <w:p>
       <w:pPr>
@@ -1766,18 +2213,22 @@
         </w:numPr>
       </w:pPr>
       <w:r>
-        <w:t>Compare constants and variables</w:t>
+        <w:t>Order of operations, integer division and the modulus operator.</w:t>
       </w:r>
     </w:p>
     <w:p>
       <w:pPr>
         <w:pStyle w:val="Heading3"/>
       </w:pPr>
-      <w:r>
-        <w:rPr>
-          <w:highlight w:val="yellow"/>
-        </w:rPr>
-        <w:t>Order of Operations, Integer Division, and the Modulus Operator</w:t>
+      <w:bookmarkStart w:id="16" w:name="_Toc221011655"/>
+      <w:bookmarkStart w:id="17" w:name="_Toc221011815"/>
+      <w:r>
+        <w:t>Memory Allocation Based on Data Type and Potential Overflow Errors</w:t>
+      </w:r>
+      <w:bookmarkEnd w:id="16"/>
+      <w:bookmarkEnd w:id="17"/>
+      <w:r>
+        <w:t xml:space="preserve"> </w:t>
       </w:r>
     </w:p>
     <w:p>
@@ -1788,15 +2239,22 @@
         </w:numPr>
       </w:pPr>
       <w:r>
-        <w:t>Order of operations, integer division and the modulus operator.</w:t>
+        <w:t>Memory allocation based on data type and potential overflow errors during program execution</w:t>
       </w:r>
     </w:p>
     <w:p>
       <w:pPr>
         <w:pStyle w:val="Heading3"/>
       </w:pPr>
-      <w:r>
-        <w:t xml:space="preserve">Memory Allocation Based on Data Type and Potential Overflow Errors </w:t>
+      <w:bookmarkStart w:id="18" w:name="_Toc221011656"/>
+      <w:bookmarkStart w:id="19" w:name="_Toc221011816"/>
+      <w:r>
+        <w:t>Selecting Appropriate Numeric Primitive Data Types</w:t>
+      </w:r>
+      <w:bookmarkEnd w:id="18"/>
+      <w:bookmarkEnd w:id="19"/>
+      <w:r>
+        <w:t xml:space="preserve"> </w:t>
       </w:r>
     </w:p>
     <w:p>
@@ -1807,17 +2265,28 @@
         </w:numPr>
       </w:pPr>
       <w:r>
-        <w:t>Memory allocation based on data type and potential overflow errors during program execution</w:t>
+        <w:t xml:space="preserve">Select appropriate numeric primitive data types (int, double) based on the type of data and required precision. </w:t>
+      </w:r>
+    </w:p>
+    <w:p>
+      <w:r>
+        <w:rPr>
+          <w:highlight w:val="cyan"/>
+        </w:rPr>
+        <w:t>(include examples form textbook (quiz questions you completed))</w:t>
       </w:r>
     </w:p>
     <w:p>
       <w:pPr>
         <w:pStyle w:val="Heading3"/>
       </w:pPr>
-      <w:r>
-        <w:lastRenderedPageBreak/>
-        <w:t xml:space="preserve">Selecting Appropriate Numeric Primitive Data Types </w:t>
-      </w:r>
+      <w:bookmarkStart w:id="20" w:name="_Toc221011657"/>
+      <w:bookmarkStart w:id="21" w:name="_Toc221011817"/>
+      <w:r>
+        <w:t>Applying Assignment Operators and Basic Arithmetic Operators to Form Valid Expressions</w:t>
+      </w:r>
+      <w:bookmarkEnd w:id="20"/>
+      <w:bookmarkEnd w:id="21"/>
     </w:p>
     <w:p>
       <w:pPr>
@@ -1827,16 +2296,21 @@
         </w:numPr>
       </w:pPr>
       <w:r>
-        <w:t xml:space="preserve">Select appropriate numeric primitive data types (int, double) based on the type of data and required precision. </w:t>
+        <w:t>Apply assignment operators and basic arithmetic operators to form valid expressions.</w:t>
       </w:r>
     </w:p>
     <w:p>
       <w:pPr>
         <w:pStyle w:val="Heading3"/>
       </w:pPr>
-      <w:r>
-        <w:t>Applying Assignment Operators and Basic Arithmetic Operators to Form Valid Expressions</w:t>
-      </w:r>
+      <w:bookmarkStart w:id="22" w:name="_Toc221011658"/>
+      <w:bookmarkStart w:id="23" w:name="_Toc221011818"/>
+      <w:r>
+        <w:lastRenderedPageBreak/>
+        <w:t>Implicit and Explicit Conversion Rules and Casting</w:t>
+      </w:r>
+      <w:bookmarkEnd w:id="22"/>
+      <w:bookmarkEnd w:id="23"/>
     </w:p>
     <w:p>
       <w:pPr>
@@ -1846,16 +2320,20 @@
         </w:numPr>
       </w:pPr>
       <w:r>
-        <w:t>Apply assignment operators and basic arithmetic operators to form valid expressions.</w:t>
+        <w:t>Implicit and explicit conversion rules  and casting</w:t>
       </w:r>
     </w:p>
     <w:p>
       <w:pPr>
         <w:pStyle w:val="Heading3"/>
       </w:pPr>
-      <w:r>
-        <w:t>Implicit and Explicit Conversion Rules and Casting</w:t>
-      </w:r>
+      <w:bookmarkStart w:id="24" w:name="_Toc221011659"/>
+      <w:bookmarkStart w:id="25" w:name="_Toc221011819"/>
+      <w:r>
+        <w:t>Mixed Number Operations</w:t>
+      </w:r>
+      <w:bookmarkEnd w:id="24"/>
+      <w:bookmarkEnd w:id="25"/>
     </w:p>
     <w:p>
       <w:pPr>
@@ -1865,16 +2343,20 @@
         </w:numPr>
       </w:pPr>
       <w:r>
-        <w:t>Implicit and explicit conversion rules  and casting</w:t>
+        <w:t>Mixed number (doubles and integers) operations</w:t>
       </w:r>
     </w:p>
     <w:p>
       <w:pPr>
         <w:pStyle w:val="Heading3"/>
       </w:pPr>
-      <w:r>
-        <w:t>Mixed Number Operations</w:t>
-      </w:r>
+      <w:bookmarkStart w:id="26" w:name="_Toc221011660"/>
+      <w:bookmarkStart w:id="27" w:name="_Toc221011820"/>
+      <w:r>
+        <w:t>Standard Output Using System Class and Print Methods</w:t>
+      </w:r>
+      <w:bookmarkEnd w:id="26"/>
+      <w:bookmarkEnd w:id="27"/>
     </w:p>
     <w:p>
       <w:pPr>
@@ -1884,34 +2366,30 @@
         </w:numPr>
       </w:pPr>
       <w:r>
-        <w:t>Mixed number (doubles and integers) operations</w:t>
+        <w:t>Standard output using System class and print methods.</w:t>
+      </w:r>
+    </w:p>
+    <w:p>
+      <w:r>
+        <w:rPr>
+          <w:highlight w:val="cyan"/>
+        </w:rPr>
+        <w:t>(use lab example)</w:t>
       </w:r>
     </w:p>
     <w:p>
       <w:pPr>
         <w:pStyle w:val="Heading3"/>
       </w:pPr>
-      <w:r>
-        <w:t>Standard Output Using System Class and Print Methods</w:t>
-      </w:r>
-    </w:p>
-    <w:p>
-      <w:pPr>
-        <w:numPr>
-          <w:ilvl w:val="0"/>
-          <w:numId w:val="13"/>
-        </w:numPr>
-      </w:pPr>
-      <w:r>
-        <w:t>Standard output using System class and print methods.</w:t>
-      </w:r>
-    </w:p>
-    <w:p>
-      <w:pPr>
-        <w:pStyle w:val="Heading3"/>
-      </w:pPr>
-      <w:r>
-        <w:t xml:space="preserve">Identifying Different Types of Errors </w:t>
+      <w:bookmarkStart w:id="28" w:name="_Toc221011661"/>
+      <w:bookmarkStart w:id="29" w:name="_Toc221011821"/>
+      <w:r>
+        <w:t>Identifying Different Types of Errors</w:t>
+      </w:r>
+      <w:bookmarkEnd w:id="28"/>
+      <w:bookmarkEnd w:id="29"/>
+      <w:r>
+        <w:t xml:space="preserve"> </w:t>
       </w:r>
     </w:p>
     <w:p>
@@ -1966,48 +2444,26 @@
         <w:t xml:space="preserve">Logical errors. </w:t>
       </w:r>
     </w:p>
+    <w:p>
+      <w:r>
+        <w:rPr>
+          <w:highlight w:val="cyan"/>
+        </w:rPr>
+        <w:t>Use book examples 1.2- basic formatting errors and debugging activity</w:t>
+      </w:r>
+    </w:p>
     <w:p/>
-    <w:p/>
-    <w:p>
-      <w:pPr>
-        <w:pStyle w:val="Heading2"/>
-      </w:pPr>
-      <w:bookmarkStart w:id="13" w:name="_heading=h.ncefbyuvajm3" w:colFirst="0" w:colLast="0"/>
-      <w:bookmarkEnd w:id="13"/>
-      <w:r>
-        <w:lastRenderedPageBreak/>
-        <w:t>Heading 2 Example</w:t>
-      </w:r>
-    </w:p>
-    <w:p>
-      <w:pPr>
-        <w:pStyle w:val="Heading2"/>
-      </w:pPr>
-      <w:bookmarkStart w:id="14" w:name="_heading=h.xqkz561wgt6k" w:colFirst="0" w:colLast="0"/>
-      <w:bookmarkEnd w:id="14"/>
-      <w:r>
-        <w:t xml:space="preserve">Topic heading 2 for </w:t>
-      </w:r>
-    </w:p>
-    <w:p>
-      <w:pPr>
-        <w:pStyle w:val="Heading3"/>
-      </w:pPr>
-      <w:bookmarkStart w:id="15" w:name="_heading=h.tvhqmak0xiet" w:colFirst="0" w:colLast="0"/>
-      <w:bookmarkEnd w:id="15"/>
-      <w:r>
-        <w:t>Heading 3 Example</w:t>
-      </w:r>
-    </w:p>
     <w:p>
       <w:pPr>
         <w:pStyle w:val="Heading1"/>
       </w:pPr>
-      <w:bookmarkStart w:id="16" w:name="_heading=h.li51kxdo5yx" w:colFirst="0" w:colLast="0"/>
-      <w:bookmarkEnd w:id="16"/>
+      <w:bookmarkStart w:id="30" w:name="_Toc221011665"/>
+      <w:bookmarkStart w:id="31" w:name="_Toc221011822"/>
       <w:r>
         <w:t>Module 2: Predefined Classes, Methods, and Decision Structures</w:t>
       </w:r>
+      <w:bookmarkEnd w:id="30"/>
+      <w:bookmarkEnd w:id="31"/>
     </w:p>
     <w:p>
       <w:r>
@@ -2106,26 +2562,6 @@
     <w:p/>
     <w:p>
       <w:pPr>
-        <w:pStyle w:val="Heading2"/>
-      </w:pPr>
-      <w:bookmarkStart w:id="17" w:name="_heading=h.kd26shz7rqbq" w:colFirst="0" w:colLast="0"/>
-      <w:bookmarkEnd w:id="17"/>
-      <w:r>
-        <w:t>Heading 2 Example</w:t>
-      </w:r>
-    </w:p>
-    <w:p>
-      <w:pPr>
-        <w:pStyle w:val="Heading3"/>
-      </w:pPr>
-      <w:bookmarkStart w:id="18" w:name="_heading=h.usckep8r4r58" w:colFirst="0" w:colLast="0"/>
-      <w:bookmarkEnd w:id="18"/>
-      <w:r>
-        <w:t>Heading 3 Example</w:t>
-      </w:r>
-    </w:p>
-    <w:p>
-      <w:pPr>
         <w:ind w:left="0"/>
       </w:pPr>
     </w:p>
@@ -2133,11 +2569,14 @@
       <w:pPr>
         <w:pStyle w:val="Heading1"/>
       </w:pPr>
-      <w:bookmarkStart w:id="19" w:name="_heading=h.ryajwlw77w0z" w:colFirst="0" w:colLast="0"/>
-      <w:bookmarkEnd w:id="19"/>
-      <w:r>
+      <w:bookmarkStart w:id="32" w:name="_Toc221011668"/>
+      <w:bookmarkStart w:id="33" w:name="_Toc221011823"/>
+      <w:r>
+        <w:lastRenderedPageBreak/>
         <w:t>Module 3: Loops and Methods</w:t>
       </w:r>
+      <w:bookmarkEnd w:id="32"/>
+      <w:bookmarkEnd w:id="33"/>
     </w:p>
     <w:p>
       <w:r>
@@ -2207,39 +2646,20 @@
         </w:numPr>
       </w:pPr>
       <w:r>
-        <w:lastRenderedPageBreak/>
         <w:t>Trace memory during method calls to evaluate stack frame memory and pass-by-value.</w:t>
       </w:r>
     </w:p>
     <w:p>
       <w:pPr>
-        <w:pStyle w:val="Heading2"/>
-      </w:pPr>
-      <w:bookmarkStart w:id="20" w:name="_heading=h.t8m2cb4109cn" w:colFirst="0" w:colLast="0"/>
-      <w:bookmarkEnd w:id="20"/>
-      <w:r>
-        <w:t>Heading 2 Example</w:t>
-      </w:r>
-    </w:p>
-    <w:p>
-      <w:pPr>
-        <w:pStyle w:val="Heading3"/>
-      </w:pPr>
-      <w:bookmarkStart w:id="21" w:name="_heading=h.w528y4687m50" w:colFirst="0" w:colLast="0"/>
-      <w:bookmarkEnd w:id="21"/>
-      <w:r>
-        <w:t>Heading 3 Example</w:t>
-      </w:r>
-    </w:p>
-    <w:p>
-      <w:pPr>
         <w:pStyle w:val="Heading1"/>
       </w:pPr>
-      <w:bookmarkStart w:id="22" w:name="_heading=h.u4es49gtz45f" w:colFirst="0" w:colLast="0"/>
-      <w:bookmarkEnd w:id="22"/>
+      <w:bookmarkStart w:id="34" w:name="_Toc221011671"/>
+      <w:bookmarkStart w:id="35" w:name="_Toc221011824"/>
       <w:r>
         <w:t>Module 4: Arrays</w:t>
       </w:r>
+      <w:bookmarkEnd w:id="34"/>
+      <w:bookmarkEnd w:id="35"/>
     </w:p>
     <w:p>
       <w:r>
@@ -2315,33 +2735,15 @@
     <w:p/>
     <w:p>
       <w:pPr>
-        <w:pStyle w:val="Heading2"/>
-      </w:pPr>
-      <w:bookmarkStart w:id="23" w:name="_heading=h.levkxyumk4mg" w:colFirst="0" w:colLast="0"/>
-      <w:bookmarkEnd w:id="23"/>
-      <w:r>
-        <w:t>Heading 2 Example</w:t>
-      </w:r>
-    </w:p>
-    <w:p>
-      <w:pPr>
-        <w:pStyle w:val="Heading3"/>
-      </w:pPr>
-      <w:bookmarkStart w:id="24" w:name="_heading=h.y1hyzbnuz5jj" w:colFirst="0" w:colLast="0"/>
-      <w:bookmarkEnd w:id="24"/>
-      <w:r>
-        <w:t>Heading 3 Example</w:t>
-      </w:r>
-    </w:p>
-    <w:p>
-      <w:pPr>
         <w:pStyle w:val="Heading1"/>
       </w:pPr>
-      <w:bookmarkStart w:id="25" w:name="_heading=h.7f9uzqt520eq" w:colFirst="0" w:colLast="0"/>
-      <w:bookmarkEnd w:id="25"/>
+      <w:bookmarkStart w:id="36" w:name="_Toc221011674"/>
+      <w:bookmarkStart w:id="37" w:name="_Toc221011825"/>
       <w:r>
         <w:t>Module 5: Classes and Objects</w:t>
       </w:r>
+      <w:bookmarkEnd w:id="36"/>
+      <w:bookmarkEnd w:id="37"/>
     </w:p>
     <w:p/>
     <w:p>
@@ -2426,38 +2828,19 @@
         <w:t>Design Implement and Test Java classes that model real-world problems</w:t>
       </w:r>
     </w:p>
-    <w:p/>
-    <w:p>
-      <w:pPr>
-        <w:pStyle w:val="Heading2"/>
-      </w:pPr>
-      <w:bookmarkStart w:id="26" w:name="_heading=h.kzf35dcrc2nv" w:colFirst="0" w:colLast="0"/>
-      <w:bookmarkEnd w:id="26"/>
-      <w:r>
-        <w:lastRenderedPageBreak/>
-        <w:t>Heading 2 Example</w:t>
-      </w:r>
-    </w:p>
-    <w:p>
-      <w:pPr>
-        <w:pStyle w:val="Heading3"/>
-      </w:pPr>
-      <w:bookmarkStart w:id="27" w:name="_heading=h.cvjnn8ugjfih" w:colFirst="0" w:colLast="0"/>
-      <w:bookmarkEnd w:id="27"/>
-      <w:r>
-        <w:t>Heading 3 Example</w:t>
-      </w:r>
-    </w:p>
-    <w:p/>
-    <w:p/>
-    <w:p/>
+    <w:p>
+      <w:pPr>
+        <w:pStyle w:val="Heading4"/>
+        <w:ind w:left="0"/>
+      </w:pPr>
+    </w:p>
     <w:sectPr>
-      <w:headerReference w:type="even" r:id="rId20"/>
-      <w:headerReference w:type="default" r:id="rId21"/>
-      <w:footerReference w:type="even" r:id="rId22"/>
-      <w:footerReference w:type="default" r:id="rId23"/>
-      <w:headerReference w:type="first" r:id="rId24"/>
-      <w:footerReference w:type="first" r:id="rId25"/>
+      <w:headerReference w:type="even" r:id="rId13"/>
+      <w:headerReference w:type="default" r:id="rId14"/>
+      <w:footerReference w:type="even" r:id="rId15"/>
+      <w:footerReference w:type="default" r:id="rId16"/>
+      <w:headerReference w:type="first" r:id="rId17"/>
+      <w:footerReference w:type="first" r:id="rId18"/>
       <w:pgSz w:w="12240" w:h="15840"/>
       <w:pgMar w:top="720" w:right="1440" w:bottom="720" w:left="1440" w:header="720" w:footer="720" w:gutter="0"/>
       <w:pgNumType w:start="1"/>
@@ -2469,7 +2852,7 @@
 
 <file path=word/comments.xml><?xml version="1.0" encoding="utf-8"?>
 <w:comments xmlns:wpc="http://schemas.microsoft.com/office/word/2010/wordprocessingCanvas" xmlns:cx="http://schemas.microsoft.com/office/drawing/2014/chartex" xmlns:cx1="http://schemas.microsoft.com/office/drawing/2015/9/8/chartex" xmlns:cx2="http://schemas.microsoft.com/office/drawing/2015/10/21/chartex" xmlns:cx3="http://schemas.microsoft.com/office/drawing/2016/5/9/chartex" xmlns:cx4="http://schemas.microsoft.com/office/drawing/2016/5/10/chartex" xmlns:cx5="http://schemas.microsoft.com/office/drawing/2016/5/11/chartex" xmlns:cx6="http://schemas.microsoft.com/office/drawing/2016/5/12/chartex" xmlns:cx7="http://schemas.microsoft.com/office/drawing/2016/5/13/chartex" xmlns:cx8="http://schemas.microsoft.com/office/drawing/2016/5/14/chartex" xmlns:mc="http://schemas.openxmlformats.org/markup-compatibility/2006" xmlns:aink="http://schemas.microsoft.com/office/drawing/2016/ink" xmlns:am3d="http://schemas.microsoft.com/office/drawing/2017/model3d" xmlns:o="urn:schemas-microsoft-com:office:office" xmlns:oel="http://schemas.microsoft.com/office/2019/extlst" xmlns:r="http://schemas.openxmlformats.org/officeDocument/2006/relationships" xmlns:m="http://schemas.openxmlformats.org/officeDocument/2006/math" xmlns:v="urn:schemas-microsoft-com:vml" xmlns:wp14="http://schemas.microsoft.com/office/word/2010/wordprocessingDrawing" xmlns:wp="http://schemas.openxmlformats.org/drawingml/2006/wordprocessingDrawing" xmlns:w10="urn:schemas-microsoft-com:office:word" xmlns:w="http://schemas.openxmlformats.org/wordprocessingml/2006/main" xmlns:w14="http://schemas.microsoft.com/office/word/2010/wordml" xmlns:w15="http://schemas.microsoft.com/office/word/2012/wordml" xmlns:w16cex="http://schemas.microsoft.com/office/word/2018/wordml/cex" xmlns:w16cid="http://schemas.microsoft.com/office/word/2016/wordml/cid" xmlns:w16="http://schemas.microsoft.com/office/word/2018/wordml" xmlns:w16du="http://schemas.microsoft.com/office/word/2023/wordml/word16du" xmlns:w16sdtdh="http://schemas.microsoft.com/office/word/2020/wordml/sdtdatahash" xmlns:w16sdtfl="http://schemas.microsoft.com/office/word/2024/wordml/sdtformatlock" xmlns:w16se="http://schemas.microsoft.com/office/word/2015/wordml/symex" xmlns:wpg="http://schemas.microsoft.com/office/word/2010/wordprocessingGroup" xmlns:wpi="http://schemas.microsoft.com/office/word/2010/wordprocessingInk" xmlns:wne="http://schemas.microsoft.com/office/word/2006/wordml" xmlns:wps="http://schemas.microsoft.com/office/word/2010/wordprocessingShape" mc:Ignorable="w14 w15 w16se w16cid w16 w16cex w16sdtdh w16sdtfl w16du wp14">
-  <w:comment w:id="10" w:author="Isabella Eaton" w:date="2026-01-27T13:31:00Z" w:initials="IE">
+  <w:comment w:id="9" w:author="Isabella Eaton" w:date="2026-01-27T13:31:00Z" w:initials="IE">
     <w:p>
       <w:r>
         <w:rPr>
@@ -2517,6 +2900,23 @@
           <w:szCs w:val="20"/>
         </w:rPr>
         <w:t xml:space="preserve">make small table of data types </w:t>
+      </w:r>
+    </w:p>
+  </w:comment>
+  <w:comment w:id="13" w:author="Isabella Eaton" w:date="2026-02-03T11:26:00Z" w:initials="IE">
+    <w:p>
+      <w:r>
+        <w:rPr>
+          <w:rStyle w:val="CommentReference"/>
+        </w:rPr>
+        <w:annotationRef/>
+      </w:r>
+      <w:r>
+        <w:rPr>
+          <w:sz w:val="20"/>
+          <w:szCs w:val="20"/>
+        </w:rPr>
+        <w:t>find a way to neatly include code from examples in the runestone.academy notes.</w:t>
       </w:r>
     </w:p>
   </w:comment>
@@ -2528,6 +2928,7 @@
   <w15:commentEx w15:paraId="559C38C7" w15:done="1"/>
   <w15:commentEx w15:paraId="09FBF4A9" w15:done="1"/>
   <w15:commentEx w15:paraId="5DDC5039" w15:done="0"/>
+  <w15:commentEx w15:paraId="264DF0D0" w15:paraIdParent="5DDC5039" w15:done="0"/>
 </w15:commentsEx>
 </file>
 
@@ -2548,6 +2949,7 @@
   </w16cex:commentExtensible>
   <w16cex:commentExtensible w16cex:durableId="6473245C" w16cex:dateUtc="2026-01-28T00:33:00Z"/>
   <w16cex:commentExtensible w16cex:durableId="4FC31819" w16cex:dateUtc="2026-01-28T00:42:00Z"/>
+  <w16cex:commentExtensible w16cex:durableId="5BA75BEC" w16cex:dateUtc="2026-02-03T18:26:00Z"/>
 </w16cex:commentsExtensible>
 </file>
 
@@ -2556,6 +2958,7 @@
   <w16cid:commentId w16cid:paraId="559C38C7" w16cid:durableId="2E8EC6B9"/>
   <w16cid:commentId w16cid:paraId="09FBF4A9" w16cid:durableId="6473245C"/>
   <w16cid:commentId w16cid:paraId="5DDC5039" w16cid:durableId="4FC31819"/>
+  <w16cid:commentId w16cid:paraId="264DF0D0" w16cid:durableId="5BA75BEC"/>
 </w16cid:commentsIds>
 </file>
 
@@ -3802,6 +4205,119 @@
     </w:lvl>
   </w:abstractNum>
   <w:abstractNum w:abstractNumId="10" w15:restartNumberingAfterBreak="0">
+    <w:nsid w:val="3B6970EA"/>
+    <w:multiLevelType w:val="hybridMultilevel"/>
+    <w:tmpl w:val="D7521244"/>
+    <w:lvl w:ilvl="0" w:tplc="F424A76E">
+      <w:start w:val="4"/>
+      <w:numFmt w:val="bullet"/>
+      <w:lvlText w:val=""/>
+      <w:lvlJc w:val="left"/>
+      <w:pPr>
+        <w:ind w:left="1080" w:hanging="360"/>
+      </w:pPr>
+      <w:rPr>
+        <w:rFonts w:ascii="Symbol" w:eastAsia="Lexend" w:hAnsi="Symbol" w:cs="Lexend" w:hint="default"/>
+      </w:rPr>
+    </w:lvl>
+    <w:lvl w:ilvl="1" w:tplc="04090003" w:tentative="1">
+      <w:start w:val="1"/>
+      <w:numFmt w:val="bullet"/>
+      <w:lvlText w:val="o"/>
+      <w:lvlJc w:val="left"/>
+      <w:pPr>
+        <w:ind w:left="1800" w:hanging="360"/>
+      </w:pPr>
+      <w:rPr>
+        <w:rFonts w:ascii="Courier New" w:hAnsi="Courier New" w:hint="default"/>
+      </w:rPr>
+    </w:lvl>
+    <w:lvl w:ilvl="2" w:tplc="04090005" w:tentative="1">
+      <w:start w:val="1"/>
+      <w:numFmt w:val="bullet"/>
+      <w:lvlText w:val=""/>
+      <w:lvlJc w:val="left"/>
+      <w:pPr>
+        <w:ind w:left="2520" w:hanging="360"/>
+      </w:pPr>
+      <w:rPr>
+        <w:rFonts w:ascii="Wingdings" w:hAnsi="Wingdings" w:hint="default"/>
+      </w:rPr>
+    </w:lvl>
+    <w:lvl w:ilvl="3" w:tplc="04090001" w:tentative="1">
+      <w:start w:val="1"/>
+      <w:numFmt w:val="bullet"/>
+      <w:lvlText w:val=""/>
+      <w:lvlJc w:val="left"/>
+      <w:pPr>
+        <w:ind w:left="3240" w:hanging="360"/>
+      </w:pPr>
+      <w:rPr>
+        <w:rFonts w:ascii="Symbol" w:hAnsi="Symbol" w:hint="default"/>
+      </w:rPr>
+    </w:lvl>
+    <w:lvl w:ilvl="4" w:tplc="04090003" w:tentative="1">
+      <w:start w:val="1"/>
+      <w:numFmt w:val="bullet"/>
+      <w:lvlText w:val="o"/>
+      <w:lvlJc w:val="left"/>
+      <w:pPr>
+        <w:ind w:left="3960" w:hanging="360"/>
+      </w:pPr>
+      <w:rPr>
+        <w:rFonts w:ascii="Courier New" w:hAnsi="Courier New" w:hint="default"/>
+      </w:rPr>
+    </w:lvl>
+    <w:lvl w:ilvl="5" w:tplc="04090005" w:tentative="1">
+      <w:start w:val="1"/>
+      <w:numFmt w:val="bullet"/>
+      <w:lvlText w:val=""/>
+      <w:lvlJc w:val="left"/>
+      <w:pPr>
+        <w:ind w:left="4680" w:hanging="360"/>
+      </w:pPr>
+      <w:rPr>
+        <w:rFonts w:ascii="Wingdings" w:hAnsi="Wingdings" w:hint="default"/>
+      </w:rPr>
+    </w:lvl>
+    <w:lvl w:ilvl="6" w:tplc="04090001" w:tentative="1">
+      <w:start w:val="1"/>
+      <w:numFmt w:val="bullet"/>
+      <w:lvlText w:val=""/>
+      <w:lvlJc w:val="left"/>
+      <w:pPr>
+        <w:ind w:left="5400" w:hanging="360"/>
+      </w:pPr>
+      <w:rPr>
+        <w:rFonts w:ascii="Symbol" w:hAnsi="Symbol" w:hint="default"/>
+      </w:rPr>
+    </w:lvl>
+    <w:lvl w:ilvl="7" w:tplc="04090003" w:tentative="1">
+      <w:start w:val="1"/>
+      <w:numFmt w:val="bullet"/>
+      <w:lvlText w:val="o"/>
+      <w:lvlJc w:val="left"/>
+      <w:pPr>
+        <w:ind w:left="6120" w:hanging="360"/>
+      </w:pPr>
+      <w:rPr>
+        <w:rFonts w:ascii="Courier New" w:hAnsi="Courier New" w:hint="default"/>
+      </w:rPr>
+    </w:lvl>
+    <w:lvl w:ilvl="8" w:tplc="04090005" w:tentative="1">
+      <w:start w:val="1"/>
+      <w:numFmt w:val="bullet"/>
+      <w:lvlText w:val=""/>
+      <w:lvlJc w:val="left"/>
+      <w:pPr>
+        <w:ind w:left="6840" w:hanging="360"/>
+      </w:pPr>
+      <w:rPr>
+        <w:rFonts w:ascii="Wingdings" w:hAnsi="Wingdings" w:hint="default"/>
+      </w:rPr>
+    </w:lvl>
+  </w:abstractNum>
+  <w:abstractNum w:abstractNumId="11" w15:restartNumberingAfterBreak="0">
     <w:nsid w:val="4FB2172F"/>
     <w:multiLevelType w:val="multilevel"/>
     <w:tmpl w:val="517A43C6"/>
@@ -3914,7 +4430,7 @@
       </w:rPr>
     </w:lvl>
   </w:abstractNum>
-  <w:abstractNum w:abstractNumId="11" w15:restartNumberingAfterBreak="0">
+  <w:abstractNum w:abstractNumId="12" w15:restartNumberingAfterBreak="0">
     <w:nsid w:val="576F76EB"/>
     <w:multiLevelType w:val="multilevel"/>
     <w:tmpl w:val="B25E40C8"/>
@@ -4027,7 +4543,7 @@
       </w:rPr>
     </w:lvl>
   </w:abstractNum>
-  <w:abstractNum w:abstractNumId="12" w15:restartNumberingAfterBreak="0">
+  <w:abstractNum w:abstractNumId="13" w15:restartNumberingAfterBreak="0">
     <w:nsid w:val="74AD62E8"/>
     <w:multiLevelType w:val="multilevel"/>
     <w:tmpl w:val="3250A736"/>
@@ -4140,7 +4656,7 @@
       </w:rPr>
     </w:lvl>
   </w:abstractNum>
-  <w:abstractNum w:abstractNumId="13" w15:restartNumberingAfterBreak="0">
+  <w:abstractNum w:abstractNumId="14" w15:restartNumberingAfterBreak="0">
     <w:nsid w:val="78761EF3"/>
     <w:multiLevelType w:val="multilevel"/>
     <w:tmpl w:val="F9B2D45A"/>
@@ -4253,7 +4769,7 @@
       </w:rPr>
     </w:lvl>
   </w:abstractNum>
-  <w:abstractNum w:abstractNumId="14" w15:restartNumberingAfterBreak="0">
+  <w:abstractNum w:abstractNumId="15" w15:restartNumberingAfterBreak="0">
     <w:nsid w:val="7BD906D0"/>
     <w:multiLevelType w:val="multilevel"/>
     <w:tmpl w:val="0766577E"/>
@@ -4376,13 +4892,13 @@
     <w:abstractNumId w:val="6"/>
   </w:num>
   <w:num w:numId="4" w16cid:durableId="13582828">
-    <w:abstractNumId w:val="12"/>
+    <w:abstractNumId w:val="13"/>
   </w:num>
   <w:num w:numId="5" w16cid:durableId="421804782">
-    <w:abstractNumId w:val="14"/>
+    <w:abstractNumId w:val="15"/>
   </w:num>
   <w:num w:numId="6" w16cid:durableId="1002002976">
-    <w:abstractNumId w:val="11"/>
+    <w:abstractNumId w:val="12"/>
   </w:num>
   <w:num w:numId="7" w16cid:durableId="1569340361">
     <w:abstractNumId w:val="8"/>
@@ -4394,13 +4910,13 @@
     <w:abstractNumId w:val="3"/>
   </w:num>
   <w:num w:numId="10" w16cid:durableId="908422153">
-    <w:abstractNumId w:val="10"/>
+    <w:abstractNumId w:val="11"/>
   </w:num>
   <w:num w:numId="11" w16cid:durableId="1958295741">
     <w:abstractNumId w:val="7"/>
   </w:num>
   <w:num w:numId="12" w16cid:durableId="1560749419">
-    <w:abstractNumId w:val="13"/>
+    <w:abstractNumId w:val="14"/>
   </w:num>
   <w:num w:numId="13" w16cid:durableId="91511162">
     <w:abstractNumId w:val="1"/>
@@ -4410,6 +4926,9 @@
   </w:num>
   <w:num w:numId="15" w16cid:durableId="175001702">
     <w:abstractNumId w:val="4"/>
+  </w:num>
+  <w:num w:numId="16" w16cid:durableId="623658314">
+    <w:abstractNumId w:val="10"/>
   </w:num>
 </w:numbering>
 </file>
@@ -4881,7 +5400,6 @@
     <w:basedOn w:val="Normal"/>
     <w:next w:val="Normal"/>
     <w:uiPriority w:val="9"/>
-    <w:semiHidden/>
     <w:unhideWhenUsed/>
     <w:qFormat/>
     <w:pPr>
@@ -5179,6 +5697,86 @@
       <w:color w:val="605E5C"/>
       <w:shd w:val="clear" w:color="auto" w:fill="E1DFDD"/>
     </w:rPr>
+  </w:style>
+  <w:style w:type="table" w:styleId="TableGrid">
+    <w:name w:val="Table Grid"/>
+    <w:basedOn w:val="TableNormal"/>
+    <w:uiPriority w:val="39"/>
+    <w:rsid w:val="00FF6F58"/>
+    <w:pPr>
+      <w:spacing w:line="240" w:lineRule="auto"/>
+    </w:pPr>
+    <w:tblPr>
+      <w:tblBorders>
+        <w:top w:val="single" w:sz="4" w:space="0" w:color="auto"/>
+        <w:left w:val="single" w:sz="4" w:space="0" w:color="auto"/>
+        <w:bottom w:val="single" w:sz="4" w:space="0" w:color="auto"/>
+        <w:right w:val="single" w:sz="4" w:space="0" w:color="auto"/>
+        <w:insideH w:val="single" w:sz="4" w:space="0" w:color="auto"/>
+        <w:insideV w:val="single" w:sz="4" w:space="0" w:color="auto"/>
+      </w:tblBorders>
+    </w:tblPr>
+  </w:style>
+  <w:style w:type="paragraph" w:styleId="ListParagraph">
+    <w:name w:val="List Paragraph"/>
+    <w:basedOn w:val="Normal"/>
+    <w:uiPriority w:val="34"/>
+    <w:qFormat/>
+    <w:rsid w:val="008C6423"/>
+    <w:pPr>
+      <w:contextualSpacing/>
+    </w:pPr>
+  </w:style>
+  <w:style w:type="character" w:styleId="FollowedHyperlink">
+    <w:name w:val="FollowedHyperlink"/>
+    <w:basedOn w:val="DefaultParagraphFont"/>
+    <w:uiPriority w:val="99"/>
+    <w:semiHidden/>
+    <w:unhideWhenUsed/>
+    <w:rsid w:val="00A729E9"/>
+    <w:rPr>
+      <w:color w:val="800080" w:themeColor="followedHyperlink"/>
+      <w:u w:val="single"/>
+    </w:rPr>
+  </w:style>
+  <w:style w:type="paragraph" w:styleId="TOC2">
+    <w:name w:val="toc 2"/>
+    <w:basedOn w:val="Normal"/>
+    <w:next w:val="Normal"/>
+    <w:autoRedefine/>
+    <w:uiPriority w:val="39"/>
+    <w:unhideWhenUsed/>
+    <w:rsid w:val="00BA6929"/>
+    <w:pPr>
+      <w:spacing w:after="100"/>
+      <w:ind w:left="220"/>
+    </w:pPr>
+  </w:style>
+  <w:style w:type="paragraph" w:styleId="TOC1">
+    <w:name w:val="toc 1"/>
+    <w:basedOn w:val="Normal"/>
+    <w:next w:val="Normal"/>
+    <w:autoRedefine/>
+    <w:uiPriority w:val="39"/>
+    <w:unhideWhenUsed/>
+    <w:rsid w:val="00BA6929"/>
+    <w:pPr>
+      <w:spacing w:after="100"/>
+      <w:ind w:left="0"/>
+    </w:pPr>
+  </w:style>
+  <w:style w:type="paragraph" w:styleId="TOC3">
+    <w:name w:val="toc 3"/>
+    <w:basedOn w:val="Normal"/>
+    <w:next w:val="Normal"/>
+    <w:autoRedefine/>
+    <w:uiPriority w:val="39"/>
+    <w:unhideWhenUsed/>
+    <w:rsid w:val="00BA6929"/>
+    <w:pPr>
+      <w:spacing w:after="100"/>
+      <w:ind w:left="440"/>
+    </w:pPr>
   </w:style>
 </w:styles>
 </file>
